--- a/Трое погрязли в дерьме.docx
+++ b/Трое погрязли в дерьме.docx
@@ -442,6 +442,11 @@
       </w:r>
     </w:p>
     <w:p>
+      <w:pPr>
+        <w:rPr>
+          <w:lang w:val="ru-RU"/>
+        </w:rPr>
+      </w:pPr>
       <w:r>
         <w:rPr>
           <w:lang w:val="ru-RU"/>
@@ -718,6 +723,19 @@
     </w:p>
     <w:p>
       <w:pPr>
+        <w:rPr>
+          <w:lang w:val="ru-RU"/>
+        </w:rPr>
+      </w:pPr>
+      <w:r>
+        <w:rPr>
+          <w:lang w:val="ru-RU"/>
+        </w:rPr>
+        <w:t>Одна ячейка уровня – 10 на 10 метров.</w:t>
+      </w:r>
+    </w:p>
+    <w:p>
+      <w:pPr>
         <w:pStyle w:val="Heading2"/>
         <w:rPr>
           <w:lang w:val="ru-RU"/>
@@ -731,6 +749,11 @@
       </w:r>
     </w:p>
     <w:p>
+      <w:pPr>
+        <w:rPr>
+          <w:lang w:val="ru-RU"/>
+        </w:rPr>
+      </w:pPr>
       <w:r>
         <w:rPr>
           <w:b/>
@@ -785,6 +808,21 @@
         </w:rPr>
         <w:t>Комнаты расположены последовательно.</w:t>
       </w:r>
+      <w:r>
+        <w:rPr>
+          <w:lang w:val="ru-RU"/>
+        </w:rPr>
+        <w:t xml:space="preserve"> Уровень 3</w:t>
+      </w:r>
+      <w:r>
+        <w:t>x1</w:t>
+      </w:r>
+      <w:r>
+        <w:rPr>
+          <w:lang w:val="ru-RU"/>
+        </w:rPr>
+        <w:t>.</w:t>
+      </w:r>
     </w:p>
     <w:p>
       <w:pPr>
@@ -905,6 +943,7 @@
         <w:rPr>
           <w:lang w:val="ru-RU"/>
         </w:rPr>
+        <w:lastRenderedPageBreak/>
         <w:t>Обучение за Ящерку</w:t>
       </w:r>
     </w:p>
@@ -940,7 +979,9 @@
         <w:jc w:val="center"/>
       </w:pPr>
       <w:r>
-        <w:lastRenderedPageBreak/>
+        <w:rPr>
+          <w:noProof/>
+        </w:rPr>
         <w:drawing>
           <wp:inline distT="0" distB="0" distL="0" distR="0" wp14:anchorId="6EA0BA0C" wp14:editId="1F00A0AE">
             <wp:extent cx="1963973" cy="1963973"/>
@@ -1092,6 +1133,11 @@
       </w:r>
     </w:p>
     <w:p>
+      <w:pPr>
+        <w:rPr>
+          <w:lang w:val="ru-RU"/>
+        </w:rPr>
+      </w:pPr>
       <w:r>
         <w:rPr>
           <w:b/>
@@ -1116,13 +1162,7 @@
         <w:rPr>
           <w:lang w:val="ru-RU"/>
         </w:rPr>
-        <w:t xml:space="preserve"> </w:t>
-      </w:r>
-      <w:r>
-        <w:rPr>
-          <w:lang w:val="ru-RU"/>
-        </w:rPr>
-        <w:t>Также есть рычаг, при активации которого на врага падают шипы, и он умирает.</w:t>
+        <w:t xml:space="preserve"> Также есть рычаг, при активации которого на врага падают шипы, и он умирает.</w:t>
       </w:r>
     </w:p>
     <w:p>
@@ -1173,6 +1213,9 @@
         <w:jc w:val="center"/>
       </w:pPr>
       <w:r>
+        <w:rPr>
+          <w:noProof/>
+        </w:rPr>
         <w:drawing>
           <wp:inline distT="0" distB="0" distL="0" distR="0" wp14:anchorId="70350ABB" wp14:editId="10FCB52E">
             <wp:extent cx="4190338" cy="2095385"/>
@@ -1251,6 +1294,7 @@
           <w:bCs/>
           <w:lang w:val="ru-RU"/>
         </w:rPr>
+        <w:lastRenderedPageBreak/>
         <w:t>Комната 2.</w:t>
       </w:r>
       <w:r>
@@ -1319,7 +1363,6 @@
           <w:bCs/>
           <w:lang w:val="ru-RU"/>
         </w:rPr>
-        <w:lastRenderedPageBreak/>
         <w:t>Комната 4.</w:t>
       </w:r>
       <w:r>
@@ -1344,6 +1387,11 @@
       </w:r>
     </w:p>
     <w:p>
+      <w:pPr>
+        <w:rPr>
+          <w:lang w:val="ru-RU"/>
+        </w:rPr>
+      </w:pPr>
       <w:r>
         <w:rPr>
           <w:b/>
@@ -1410,6 +1458,9 @@
     <w:p>
       <w:pPr>
         <w:pStyle w:val="Heading2"/>
+        <w:rPr>
+          <w:lang w:val="ru-RU"/>
+        </w:rPr>
       </w:pPr>
       <w:r>
         <w:rPr>
@@ -3017,6 +3068,7 @@
   <w:style w:type="character" w:default="1" w:styleId="DefaultParagraphFont">
     <w:name w:val="Default Paragraph Font"/>
     <w:uiPriority w:val="1"/>
+    <w:semiHidden/>
     <w:unhideWhenUsed/>
   </w:style>
   <w:style w:type="table" w:default="1" w:styleId="TableNormal">
@@ -3206,6 +3258,7 @@
       <w:numPr>
         <w:ilvl w:val="1"/>
       </w:numPr>
+      <w:ind w:firstLine="720"/>
     </w:pPr>
     <w:rPr>
       <w:rFonts w:eastAsiaTheme="majorEastAsia" w:cstheme="majorBidi"/>

--- a/Трое погрязли в дерьме.docx
+++ b/Трое погрязли в дерьме.docx
@@ -140,21 +140,7 @@
         <w:rPr>
           <w:lang w:val="ru-RU"/>
         </w:rPr>
-        <w:t xml:space="preserve">Средний урон, среднее </w:t>
-      </w:r>
-      <w:proofErr w:type="spellStart"/>
-      <w:r>
-        <w:rPr>
-          <w:lang w:val="ru-RU"/>
-        </w:rPr>
-        <w:t>хп</w:t>
-      </w:r>
-      <w:proofErr w:type="spellEnd"/>
-      <w:r>
-        <w:rPr>
-          <w:lang w:val="ru-RU"/>
-        </w:rPr>
-        <w:t xml:space="preserve"> и средняя громкость.</w:t>
+        <w:t>Средний урон, среднее хп и средняя громкость.</w:t>
       </w:r>
     </w:p>
     <w:p>
@@ -234,21 +220,7 @@
         <w:rPr>
           <w:lang w:val="ru-RU"/>
         </w:rPr>
-        <w:t xml:space="preserve">Малое </w:t>
-      </w:r>
-      <w:proofErr w:type="spellStart"/>
-      <w:r>
-        <w:rPr>
-          <w:lang w:val="ru-RU"/>
-        </w:rPr>
-        <w:t>хп</w:t>
-      </w:r>
-      <w:proofErr w:type="spellEnd"/>
-      <w:r>
-        <w:rPr>
-          <w:lang w:val="ru-RU"/>
-        </w:rPr>
-        <w:t>, атаки нет. Тихая.</w:t>
+        <w:t>Малое хп, атаки нет. Тихая.</w:t>
       </w:r>
     </w:p>
     <w:p>
@@ -331,16 +303,8 @@
         <w:rPr>
           <w:lang w:val="ru-RU"/>
         </w:rPr>
-        <w:t xml:space="preserve">Большой урон и большой </w:t>
-      </w:r>
-      <w:proofErr w:type="spellStart"/>
-      <w:r>
-        <w:rPr>
-          <w:lang w:val="ru-RU"/>
-        </w:rPr>
-        <w:t>хп</w:t>
-      </w:r>
-      <w:proofErr w:type="spellEnd"/>
+        <w:t>Большой урон и большой хп</w:t>
+      </w:r>
       <w:r>
         <w:rPr>
           <w:lang w:val="ru-RU"/>
@@ -379,6 +343,33 @@
         <w:rPr>
           <w:lang w:val="ru-RU"/>
         </w:rPr>
+        <w:t>Манекен</w:t>
+      </w:r>
+    </w:p>
+    <w:p>
+      <w:pPr>
+        <w:rPr>
+          <w:lang w:val="ru-RU"/>
+        </w:rPr>
+      </w:pPr>
+      <w:r>
+        <w:rPr>
+          <w:lang w:val="ru-RU"/>
+        </w:rPr>
+        <w:t>Противник, не нападает. Имеет малое хп, стоит на месте.</w:t>
+      </w:r>
+    </w:p>
+    <w:p>
+      <w:pPr>
+        <w:pStyle w:val="Heading2"/>
+        <w:rPr>
+          <w:lang w:val="ru-RU"/>
+        </w:rPr>
+      </w:pPr>
+      <w:r>
+        <w:rPr>
+          <w:lang w:val="ru-RU"/>
+        </w:rPr>
         <w:t>Гоблин</w:t>
       </w:r>
     </w:p>
@@ -404,21 +395,7 @@
         <w:rPr>
           <w:lang w:val="ru-RU"/>
         </w:rPr>
-        <w:t xml:space="preserve"> Имеет среднее </w:t>
-      </w:r>
-      <w:proofErr w:type="spellStart"/>
-      <w:r>
-        <w:rPr>
-          <w:lang w:val="ru-RU"/>
-        </w:rPr>
-        <w:t>хп</w:t>
-      </w:r>
-      <w:proofErr w:type="spellEnd"/>
-      <w:r>
-        <w:rPr>
-          <w:lang w:val="ru-RU"/>
-        </w:rPr>
-        <w:t>, среднюю скорость передвижения</w:t>
+        <w:t xml:space="preserve"> Имеет среднее хп, среднюю скорость передвижения</w:t>
       </w:r>
       <w:r>
         <w:rPr>
@@ -438,6 +415,7 @@
         <w:rPr>
           <w:lang w:val="ru-RU"/>
         </w:rPr>
+        <w:lastRenderedPageBreak/>
         <w:t>Лучник</w:t>
       </w:r>
     </w:p>
@@ -463,21 +441,7 @@
         <w:rPr>
           <w:lang w:val="ru-RU"/>
         </w:rPr>
-        <w:t xml:space="preserve">Имеет маленькое </w:t>
-      </w:r>
-      <w:proofErr w:type="spellStart"/>
-      <w:r>
-        <w:rPr>
-          <w:lang w:val="ru-RU"/>
-        </w:rPr>
-        <w:t>хп</w:t>
-      </w:r>
-      <w:proofErr w:type="spellEnd"/>
-      <w:r>
-        <w:rPr>
-          <w:lang w:val="ru-RU"/>
-        </w:rPr>
-        <w:t xml:space="preserve">, быструю скорость передвижения, </w:t>
+        <w:t xml:space="preserve">Имеет маленькое хп, быструю скорость передвижения, </w:t>
       </w:r>
       <w:r>
         <w:rPr>
@@ -497,7 +461,6 @@
         <w:rPr>
           <w:lang w:val="ru-RU"/>
         </w:rPr>
-        <w:lastRenderedPageBreak/>
         <w:t>Элементы</w:t>
       </w:r>
       <w:r>
@@ -605,19 +568,11 @@
           <w:lang w:val="ru-RU"/>
         </w:rPr>
       </w:pPr>
-      <w:proofErr w:type="spellStart"/>
-      <w:r>
-        <w:rPr>
-          <w:lang w:val="ru-RU"/>
-        </w:rPr>
-        <w:t>Хилит</w:t>
-      </w:r>
-      <w:proofErr w:type="spellEnd"/>
-      <w:r>
-        <w:rPr>
-          <w:lang w:val="ru-RU"/>
-        </w:rPr>
-        <w:t xml:space="preserve"> игрока.</w:t>
+      <w:r>
+        <w:rPr>
+          <w:lang w:val="ru-RU"/>
+        </w:rPr>
+        <w:t>Хилит игрока.</w:t>
       </w:r>
     </w:p>
     <w:p>
@@ -815,7 +770,13 @@
         <w:t xml:space="preserve"> Уровень 3</w:t>
       </w:r>
       <w:r>
-        <w:t>x1</w:t>
+        <w:t>x</w:t>
+      </w:r>
+      <w:r>
+        <w:rPr>
+          <w:lang w:val="ru-RU"/>
+        </w:rPr>
+        <w:t>1</w:t>
       </w:r>
       <w:r>
         <w:rPr>
@@ -878,6 +839,7 @@
           <w:bCs/>
           <w:lang w:val="ru-RU"/>
         </w:rPr>
+        <w:lastRenderedPageBreak/>
         <w:t>Комната 2</w:t>
       </w:r>
       <w:r>
@@ -943,7 +905,6 @@
         <w:rPr>
           <w:lang w:val="ru-RU"/>
         </w:rPr>
-        <w:lastRenderedPageBreak/>
         <w:t>Обучение за Ящерку</w:t>
       </w:r>
     </w:p>
@@ -1216,6 +1177,7 @@
         <w:rPr>
           <w:noProof/>
         </w:rPr>
+        <w:lastRenderedPageBreak/>
         <w:drawing>
           <wp:inline distT="0" distB="0" distL="0" distR="0" wp14:anchorId="70350ABB" wp14:editId="10FCB52E">
             <wp:extent cx="4190338" cy="2095385"/>
@@ -1294,7 +1256,6 @@
           <w:bCs/>
           <w:lang w:val="ru-RU"/>
         </w:rPr>
-        <w:lastRenderedPageBreak/>
         <w:t>Комната 2.</w:t>
       </w:r>
       <w:r>

--- a/Трое погрязли в дерьме.docx
+++ b/Трое погрязли в дерьме.docx
@@ -73,6 +73,34 @@
         <w:rPr>
           <w:lang w:val="ru-RU"/>
         </w:rPr>
+        <w:t xml:space="preserve">У игрока 10 </w:t>
+      </w:r>
+      <w:proofErr w:type="spellStart"/>
+      <w:r>
+        <w:rPr>
+          <w:lang w:val="ru-RU"/>
+        </w:rPr>
+        <w:t>хп</w:t>
+      </w:r>
+      <w:proofErr w:type="spellEnd"/>
+      <w:r>
+        <w:rPr>
+          <w:lang w:val="ru-RU"/>
+        </w:rPr>
+        <w:t>.</w:t>
+      </w:r>
+    </w:p>
+    <w:p>
+      <w:pPr>
+        <w:ind w:left="720" w:hanging="360"/>
+        <w:rPr>
+          <w:lang w:val="ru-RU"/>
+        </w:rPr>
+      </w:pPr>
+      <w:r>
+        <w:rPr>
+          <w:lang w:val="ru-RU"/>
+        </w:rPr>
         <w:t>Игрок переключается между тремя сущностями:</w:t>
       </w:r>
     </w:p>
@@ -140,7 +168,21 @@
         <w:rPr>
           <w:lang w:val="ru-RU"/>
         </w:rPr>
-        <w:t>Средний урон, среднее хп и средняя громкость.</w:t>
+        <w:t xml:space="preserve">Средний урон, среднее </w:t>
+      </w:r>
+      <w:proofErr w:type="spellStart"/>
+      <w:r>
+        <w:rPr>
+          <w:lang w:val="ru-RU"/>
+        </w:rPr>
+        <w:t>хп</w:t>
+      </w:r>
+      <w:proofErr w:type="spellEnd"/>
+      <w:r>
+        <w:rPr>
+          <w:lang w:val="ru-RU"/>
+        </w:rPr>
+        <w:t xml:space="preserve"> и средняя громкость.</w:t>
       </w:r>
     </w:p>
     <w:p>
@@ -220,7 +262,21 @@
         <w:rPr>
           <w:lang w:val="ru-RU"/>
         </w:rPr>
-        <w:t>Малое хп, атаки нет. Тихая.</w:t>
+        <w:t xml:space="preserve">Малое </w:t>
+      </w:r>
+      <w:proofErr w:type="spellStart"/>
+      <w:r>
+        <w:rPr>
+          <w:lang w:val="ru-RU"/>
+        </w:rPr>
+        <w:t>хп</w:t>
+      </w:r>
+      <w:proofErr w:type="spellEnd"/>
+      <w:r>
+        <w:rPr>
+          <w:lang w:val="ru-RU"/>
+        </w:rPr>
+        <w:t>, атаки нет. Тихая.</w:t>
       </w:r>
     </w:p>
     <w:p>
@@ -303,8 +359,16 @@
         <w:rPr>
           <w:lang w:val="ru-RU"/>
         </w:rPr>
-        <w:t>Большой урон и большой хп</w:t>
-      </w:r>
+        <w:t xml:space="preserve">Большой урон и большой </w:t>
+      </w:r>
+      <w:proofErr w:type="spellStart"/>
+      <w:r>
+        <w:rPr>
+          <w:lang w:val="ru-RU"/>
+        </w:rPr>
+        <w:t>хп</w:t>
+      </w:r>
+      <w:proofErr w:type="spellEnd"/>
       <w:r>
         <w:rPr>
           <w:lang w:val="ru-RU"/>
@@ -356,7 +420,33 @@
         <w:rPr>
           <w:lang w:val="ru-RU"/>
         </w:rPr>
-        <w:t>Противник, не нападает. Имеет малое хп, стоит на месте.</w:t>
+        <w:t xml:space="preserve">Противник, не нападает. Имеет </w:t>
+      </w:r>
+      <w:r>
+        <w:rPr>
+          <w:lang w:val="ru-RU"/>
+        </w:rPr>
+        <w:t>4</w:t>
+      </w:r>
+      <w:r>
+        <w:rPr>
+          <w:lang w:val="ru-RU"/>
+        </w:rPr>
+        <w:t xml:space="preserve"> </w:t>
+      </w:r>
+      <w:proofErr w:type="spellStart"/>
+      <w:r>
+        <w:rPr>
+          <w:lang w:val="ru-RU"/>
+        </w:rPr>
+        <w:t>хп</w:t>
+      </w:r>
+      <w:proofErr w:type="spellEnd"/>
+      <w:r>
+        <w:rPr>
+          <w:lang w:val="ru-RU"/>
+        </w:rPr>
+        <w:t>, стоит на месте.</w:t>
       </w:r>
     </w:p>
     <w:p>
@@ -395,7 +485,33 @@
         <w:rPr>
           <w:lang w:val="ru-RU"/>
         </w:rPr>
-        <w:t xml:space="preserve"> Имеет среднее хп, среднюю скорость передвижения</w:t>
+        <w:t xml:space="preserve"> Имеет </w:t>
+      </w:r>
+      <w:r>
+        <w:rPr>
+          <w:lang w:val="ru-RU"/>
+        </w:rPr>
+        <w:t>6</w:t>
+      </w:r>
+      <w:r>
+        <w:rPr>
+          <w:lang w:val="ru-RU"/>
+        </w:rPr>
+        <w:t xml:space="preserve"> </w:t>
+      </w:r>
+      <w:proofErr w:type="spellStart"/>
+      <w:r>
+        <w:rPr>
+          <w:lang w:val="ru-RU"/>
+        </w:rPr>
+        <w:t>хп</w:t>
+      </w:r>
+      <w:proofErr w:type="spellEnd"/>
+      <w:r>
+        <w:rPr>
+          <w:lang w:val="ru-RU"/>
+        </w:rPr>
+        <w:t>, среднюю скорость передвижения</w:t>
       </w:r>
       <w:r>
         <w:rPr>
@@ -441,7 +557,33 @@
         <w:rPr>
           <w:lang w:val="ru-RU"/>
         </w:rPr>
-        <w:t xml:space="preserve">Имеет маленькое хп, быструю скорость передвижения, </w:t>
+        <w:t xml:space="preserve">Имеет </w:t>
+      </w:r>
+      <w:r>
+        <w:rPr>
+          <w:lang w:val="ru-RU"/>
+        </w:rPr>
+        <w:t>2</w:t>
+      </w:r>
+      <w:r>
+        <w:rPr>
+          <w:lang w:val="ru-RU"/>
+        </w:rPr>
+        <w:t xml:space="preserve"> </w:t>
+      </w:r>
+      <w:proofErr w:type="spellStart"/>
+      <w:r>
+        <w:rPr>
+          <w:lang w:val="ru-RU"/>
+        </w:rPr>
+        <w:t>хп</w:t>
+      </w:r>
+      <w:proofErr w:type="spellEnd"/>
+      <w:r>
+        <w:rPr>
+          <w:lang w:val="ru-RU"/>
+        </w:rPr>
+        <w:t xml:space="preserve">, быструю скорость передвижения, </w:t>
       </w:r>
       <w:r>
         <w:rPr>
@@ -568,11 +710,19 @@
           <w:lang w:val="ru-RU"/>
         </w:rPr>
       </w:pPr>
-      <w:r>
-        <w:rPr>
-          <w:lang w:val="ru-RU"/>
-        </w:rPr>
-        <w:t>Хилит игрока.</w:t>
+      <w:proofErr w:type="spellStart"/>
+      <w:r>
+        <w:rPr>
+          <w:lang w:val="ru-RU"/>
+        </w:rPr>
+        <w:t>Хилит</w:t>
+      </w:r>
+      <w:proofErr w:type="spellEnd"/>
+      <w:r>
+        <w:rPr>
+          <w:lang w:val="ru-RU"/>
+        </w:rPr>
+        <w:t xml:space="preserve"> игрока.</w:t>
       </w:r>
     </w:p>
     <w:p>
@@ -839,7 +989,6 @@
           <w:bCs/>
           <w:lang w:val="ru-RU"/>
         </w:rPr>
-        <w:lastRenderedPageBreak/>
         <w:t>Комната 2</w:t>
       </w:r>
       <w:r>
@@ -873,6 +1022,7 @@
           <w:bCs/>
           <w:lang w:val="ru-RU"/>
         </w:rPr>
+        <w:lastRenderedPageBreak/>
         <w:t>Комната 3</w:t>
       </w:r>
       <w:r>
@@ -1177,7 +1327,6 @@
         <w:rPr>
           <w:noProof/>
         </w:rPr>
-        <w:lastRenderedPageBreak/>
         <w:drawing>
           <wp:inline distT="0" distB="0" distL="0" distR="0" wp14:anchorId="70350ABB" wp14:editId="10FCB52E">
             <wp:extent cx="4190338" cy="2095385"/>
@@ -1227,6 +1376,7 @@
           <w:bCs/>
           <w:lang w:val="ru-RU"/>
         </w:rPr>
+        <w:lastRenderedPageBreak/>
         <w:t>Комната 1</w:t>
       </w:r>
       <w:r>

--- a/Трое погрязли в дерьме.docx
+++ b/Трое погрязли в дерьме.docx
@@ -995,7 +995,19 @@
         <w:rPr>
           <w:lang w:val="ru-RU"/>
         </w:rPr>
-        <w:t xml:space="preserve">. Во второй комнате игрок учится бить, он бьёт манекен, который по удару открывает </w:t>
+        <w:t xml:space="preserve">. Во второй комнате игрок учится бить, он бьёт манекен, который по </w:t>
+      </w:r>
+      <w:r>
+        <w:rPr>
+          <w:lang w:val="ru-RU"/>
+        </w:rPr>
+        <w:t>убийству</w:t>
+      </w:r>
+      <w:r>
+        <w:rPr>
+          <w:lang w:val="ru-RU"/>
+        </w:rPr>
+        <w:t xml:space="preserve"> открывает </w:t>
       </w:r>
       <w:r>
         <w:rPr>

--- a/Трое погрязли в дерьме.docx
+++ b/Трое погрязли в дерьме.docx
@@ -5,1111 +5,22 @@
   <w:body>
     <w:p>
       <w:pPr>
-        <w:pStyle w:val="Heading1"/>
-        <w:rPr>
-          <w:lang w:val="ru-RU"/>
-        </w:rPr>
-      </w:pPr>
-      <w:r>
-        <w:rPr>
-          <w:lang w:val="ru-RU"/>
-        </w:rPr>
-        <w:t>Игра «Трое в дерьме»</w:t>
-      </w:r>
-    </w:p>
-    <w:p>
-      <w:pPr>
-        <w:rPr>
-          <w:lang w:val="ru-RU"/>
-        </w:rPr>
-      </w:pPr>
-      <w:r>
-        <w:rPr>
-          <w:lang w:val="ru-RU"/>
-        </w:rPr>
-        <w:t>Экшен-головоломка от третьего лица. Сеттинг – средневековье.</w:t>
-      </w:r>
-      <w:r>
-        <w:rPr>
-          <w:lang w:val="ru-RU"/>
-        </w:rPr>
-        <w:t xml:space="preserve"> </w:t>
-      </w:r>
-      <w:r>
-        <w:rPr>
-          <w:lang w:val="ru-RU"/>
-        </w:rPr>
-        <w:t>Цель игрока – выбраться из заточения и спасти невесту.</w:t>
-      </w:r>
-      <w:r>
-        <w:rPr>
-          <w:lang w:val="ru-RU"/>
-        </w:rPr>
-        <w:t xml:space="preserve"> </w:t>
-      </w:r>
-    </w:p>
-    <w:p>
-      <w:pPr>
-        <w:pStyle w:val="Heading1"/>
-        <w:rPr>
-          <w:lang w:val="ru-RU"/>
-        </w:rPr>
-      </w:pPr>
-      <w:r>
-        <w:rPr>
-          <w:lang w:val="ru-RU"/>
-        </w:rPr>
-        <w:t>Формы персонажа</w:t>
-      </w:r>
-    </w:p>
-    <w:p>
-      <w:pPr>
-        <w:ind w:left="720" w:hanging="360"/>
-        <w:rPr>
-          <w:lang w:val="ru-RU"/>
-        </w:rPr>
-      </w:pPr>
-      <w:r>
-        <w:rPr>
-          <w:lang w:val="ru-RU"/>
-        </w:rPr>
-        <w:t xml:space="preserve">У игрока 10 </w:t>
-      </w:r>
-      <w:proofErr w:type="spellStart"/>
-      <w:r>
-        <w:rPr>
-          <w:lang w:val="ru-RU"/>
-        </w:rPr>
-        <w:t>хп</w:t>
-      </w:r>
-      <w:proofErr w:type="spellEnd"/>
-      <w:r>
-        <w:rPr>
-          <w:lang w:val="ru-RU"/>
-        </w:rPr>
-        <w:t>.</w:t>
-      </w:r>
-    </w:p>
-    <w:p>
-      <w:pPr>
-        <w:ind w:left="720" w:hanging="360"/>
-        <w:rPr>
-          <w:lang w:val="ru-RU"/>
-        </w:rPr>
-      </w:pPr>
-      <w:r>
-        <w:rPr>
-          <w:lang w:val="ru-RU"/>
-        </w:rPr>
-        <w:t>Игрок переключается между тремя сущностями:</w:t>
-      </w:r>
-    </w:p>
-    <w:p>
-      <w:pPr>
-        <w:pStyle w:val="Heading2"/>
-        <w:rPr>
-          <w:lang w:val="ru-RU"/>
-        </w:rPr>
-      </w:pPr>
-      <w:r>
-        <w:rPr>
-          <w:lang w:val="ru-RU"/>
-        </w:rPr>
-        <w:t>Рыцарь</w:t>
-      </w:r>
-    </w:p>
-    <w:p>
-      <w:pPr>
-        <w:rPr>
-          <w:b/>
-          <w:bCs/>
-          <w:lang w:val="ru-RU"/>
-        </w:rPr>
-      </w:pPr>
-      <w:r>
-        <w:rPr>
-          <w:b/>
-          <w:bCs/>
-          <w:lang w:val="ru-RU"/>
-        </w:rPr>
-        <w:t>Защита и взаимодействие:</w:t>
-      </w:r>
-    </w:p>
-    <w:p>
-      <w:pPr>
-        <w:pStyle w:val="ListParagraph"/>
-        <w:numPr>
-          <w:ilvl w:val="0"/>
-          <w:numId w:val="4"/>
-        </w:numPr>
-        <w:rPr>
-          <w:lang w:val="ru-RU"/>
-        </w:rPr>
-      </w:pPr>
-      <w:r>
-        <w:rPr>
-          <w:lang w:val="ru-RU"/>
-        </w:rPr>
-        <w:t>Блокирование ударов щитом</w:t>
-      </w:r>
-    </w:p>
-    <w:p>
-      <w:pPr>
-        <w:pStyle w:val="ListParagraph"/>
-        <w:numPr>
-          <w:ilvl w:val="0"/>
-          <w:numId w:val="4"/>
-        </w:numPr>
-        <w:rPr>
-          <w:lang w:val="ru-RU"/>
-        </w:rPr>
-      </w:pPr>
-      <w:r>
-        <w:rPr>
-          <w:lang w:val="ru-RU"/>
-        </w:rPr>
-        <w:t xml:space="preserve">Средний урон, среднее </w:t>
-      </w:r>
-      <w:proofErr w:type="spellStart"/>
-      <w:r>
-        <w:rPr>
-          <w:lang w:val="ru-RU"/>
-        </w:rPr>
-        <w:t>хп</w:t>
-      </w:r>
-      <w:proofErr w:type="spellEnd"/>
-      <w:r>
-        <w:rPr>
-          <w:lang w:val="ru-RU"/>
-        </w:rPr>
-        <w:t xml:space="preserve"> и средняя громкость.</w:t>
-      </w:r>
-    </w:p>
-    <w:p>
-      <w:pPr>
-        <w:pStyle w:val="Heading2"/>
-        <w:rPr>
-          <w:lang w:val="ru-RU"/>
-        </w:rPr>
-      </w:pPr>
-      <w:r>
-        <w:rPr>
-          <w:lang w:val="ru-RU"/>
-        </w:rPr>
-        <w:t>Ящерица</w:t>
-      </w:r>
-    </w:p>
-    <w:p>
-      <w:pPr>
-        <w:rPr>
-          <w:lang w:val="ru-RU"/>
-        </w:rPr>
-      </w:pPr>
-      <w:r>
-        <w:rPr>
-          <w:b/>
-          <w:bCs/>
-          <w:lang w:val="ru-RU"/>
-        </w:rPr>
-        <w:t>Скрытность</w:t>
-      </w:r>
-      <w:r>
-        <w:rPr>
-          <w:b/>
-          <w:bCs/>
-        </w:rPr>
-        <w:t xml:space="preserve"> и </w:t>
-      </w:r>
-      <w:r>
-        <w:rPr>
-          <w:b/>
-          <w:bCs/>
-          <w:lang w:val="ru-RU"/>
-        </w:rPr>
-        <w:t>проникновение:</w:t>
-      </w:r>
-    </w:p>
-    <w:p>
-      <w:pPr>
-        <w:pStyle w:val="ListParagraph"/>
-        <w:numPr>
-          <w:ilvl w:val="0"/>
-          <w:numId w:val="2"/>
-        </w:numPr>
-        <w:rPr>
-          <w:lang w:val="ru-RU"/>
-        </w:rPr>
-      </w:pPr>
-      <w:r>
-        <w:rPr>
-          <w:lang w:val="ru-RU"/>
-        </w:rPr>
-        <w:t>Пролезает в узкие щели, вентиляцию, дыры в стенах.</w:t>
-      </w:r>
-    </w:p>
-    <w:p>
-      <w:pPr>
-        <w:pStyle w:val="ListParagraph"/>
-        <w:numPr>
-          <w:ilvl w:val="0"/>
-          <w:numId w:val="2"/>
-        </w:numPr>
-        <w:rPr>
-          <w:lang w:val="ru-RU"/>
-        </w:rPr>
-      </w:pPr>
-      <w:r>
-        <w:rPr>
-          <w:lang w:val="ru-RU"/>
-        </w:rPr>
-        <w:t xml:space="preserve">Малое </w:t>
-      </w:r>
-      <w:proofErr w:type="spellStart"/>
-      <w:r>
-        <w:rPr>
-          <w:lang w:val="ru-RU"/>
-        </w:rPr>
-        <w:t>хп</w:t>
-      </w:r>
-      <w:proofErr w:type="spellEnd"/>
-      <w:r>
-        <w:rPr>
-          <w:lang w:val="ru-RU"/>
-        </w:rPr>
-        <w:t>, атаки нет. Тихая.</w:t>
-      </w:r>
-    </w:p>
-    <w:p>
-      <w:pPr>
-        <w:pStyle w:val="Heading2"/>
-        <w:rPr>
-          <w:lang w:val="ru-RU"/>
-        </w:rPr>
-      </w:pPr>
-      <w:r>
-        <w:rPr>
-          <w:lang w:val="ru-RU"/>
-        </w:rPr>
-        <w:t>Шрек</w:t>
-      </w:r>
-    </w:p>
-    <w:p>
-      <w:pPr>
-        <w:rPr>
-          <w:b/>
-          <w:bCs/>
-          <w:lang w:val="ru-RU"/>
-        </w:rPr>
-      </w:pPr>
-      <w:r>
-        <w:rPr>
-          <w:b/>
-          <w:bCs/>
-          <w:lang w:val="ru-RU"/>
-        </w:rPr>
-        <w:t>Грубая сила</w:t>
-      </w:r>
-      <w:r>
-        <w:rPr>
-          <w:b/>
-          <w:bCs/>
-          <w:lang w:val="ru-RU"/>
-        </w:rPr>
-        <w:t xml:space="preserve"> и</w:t>
-      </w:r>
-      <w:r>
-        <w:rPr>
-          <w:b/>
-          <w:bCs/>
-          <w:lang w:val="ru-RU"/>
-        </w:rPr>
-        <w:t xml:space="preserve"> разрушение:</w:t>
-      </w:r>
-    </w:p>
-    <w:p>
-      <w:pPr>
-        <w:pStyle w:val="ListParagraph"/>
-        <w:numPr>
-          <w:ilvl w:val="0"/>
-          <w:numId w:val="8"/>
-        </w:numPr>
-        <w:rPr>
-          <w:lang w:val="ru-RU"/>
-        </w:rPr>
-      </w:pPr>
-      <w:r>
-        <w:rPr>
-          <w:lang w:val="ru-RU"/>
-        </w:rPr>
-        <w:t>Выламывает хлипкие двери, ломает ящики, сносит хрупкие стены.</w:t>
-      </w:r>
-    </w:p>
-    <w:p>
-      <w:pPr>
-        <w:pStyle w:val="ListParagraph"/>
-        <w:numPr>
-          <w:ilvl w:val="0"/>
-          <w:numId w:val="8"/>
-        </w:numPr>
-        <w:rPr>
-          <w:lang w:val="ru-RU"/>
-        </w:rPr>
-      </w:pPr>
-      <w:r>
-        <w:rPr>
-          <w:lang w:val="ru-RU"/>
-        </w:rPr>
-        <w:t xml:space="preserve">Большой урон и большой </w:t>
-      </w:r>
-      <w:proofErr w:type="spellStart"/>
-      <w:r>
-        <w:rPr>
-          <w:lang w:val="ru-RU"/>
-        </w:rPr>
-        <w:t>хп</w:t>
-      </w:r>
-      <w:proofErr w:type="spellEnd"/>
-      <w:r>
-        <w:rPr>
-          <w:lang w:val="ru-RU"/>
-        </w:rPr>
-        <w:t>, медленный</w:t>
-      </w:r>
-      <w:r>
-        <w:rPr>
-          <w:lang w:val="ru-RU"/>
-        </w:rPr>
-        <w:t>. Громкий.</w:t>
-      </w:r>
-    </w:p>
-    <w:p>
-      <w:pPr>
-        <w:pStyle w:val="Heading1"/>
-        <w:rPr>
-          <w:lang w:val="ru-RU"/>
-        </w:rPr>
-      </w:pPr>
-      <w:r>
-        <w:rPr>
-          <w:lang w:val="ru-RU"/>
-        </w:rPr>
-        <w:t>Противники</w:t>
-      </w:r>
-    </w:p>
-    <w:p>
-      <w:pPr>
-        <w:pStyle w:val="Heading2"/>
-        <w:rPr>
-          <w:lang w:val="ru-RU"/>
-        </w:rPr>
-      </w:pPr>
-      <w:r>
-        <w:rPr>
-          <w:lang w:val="ru-RU"/>
-        </w:rPr>
-        <w:t>Манекен</w:t>
-      </w:r>
-    </w:p>
-    <w:p>
-      <w:pPr>
-        <w:rPr>
-          <w:lang w:val="ru-RU"/>
-        </w:rPr>
-      </w:pPr>
-      <w:r>
-        <w:rPr>
-          <w:lang w:val="ru-RU"/>
-        </w:rPr>
-        <w:t xml:space="preserve">Противник, не нападает. Имеет </w:t>
-      </w:r>
-      <w:r>
-        <w:rPr>
-          <w:lang w:val="ru-RU"/>
-        </w:rPr>
-        <w:t>4</w:t>
-      </w:r>
-      <w:r>
-        <w:rPr>
-          <w:lang w:val="ru-RU"/>
-        </w:rPr>
-        <w:t xml:space="preserve"> </w:t>
-      </w:r>
-      <w:proofErr w:type="spellStart"/>
-      <w:r>
-        <w:rPr>
-          <w:lang w:val="ru-RU"/>
-        </w:rPr>
-        <w:t>хп</w:t>
-      </w:r>
-      <w:proofErr w:type="spellEnd"/>
-      <w:r>
-        <w:rPr>
-          <w:lang w:val="ru-RU"/>
-        </w:rPr>
-        <w:t>, стоит на месте.</w:t>
-      </w:r>
-    </w:p>
-    <w:p>
-      <w:pPr>
-        <w:pStyle w:val="Heading2"/>
-        <w:rPr>
-          <w:lang w:val="ru-RU"/>
-        </w:rPr>
-      </w:pPr>
-      <w:r>
-        <w:rPr>
-          <w:lang w:val="ru-RU"/>
-        </w:rPr>
-        <w:t>Гоблин</w:t>
-      </w:r>
-    </w:p>
-    <w:p>
-      <w:pPr>
-        <w:rPr>
-          <w:lang w:val="ru-RU"/>
-        </w:rPr>
-      </w:pPr>
-      <w:r>
-        <w:rPr>
-          <w:lang w:val="ru-RU"/>
-        </w:rPr>
-        <w:t xml:space="preserve">Противник </w:t>
-      </w:r>
-      <w:r>
-        <w:rPr>
-          <w:lang w:val="ru-RU"/>
-        </w:rPr>
-        <w:t>ближнего боя.</w:t>
-      </w:r>
-      <w:r>
-        <w:rPr>
-          <w:lang w:val="ru-RU"/>
-        </w:rPr>
-        <w:t xml:space="preserve"> Имеет </w:t>
-      </w:r>
-      <w:r>
-        <w:rPr>
-          <w:lang w:val="ru-RU"/>
-        </w:rPr>
-        <w:t>6</w:t>
-      </w:r>
-      <w:r>
-        <w:rPr>
-          <w:lang w:val="ru-RU"/>
-        </w:rPr>
-        <w:t xml:space="preserve"> </w:t>
-      </w:r>
-      <w:proofErr w:type="spellStart"/>
-      <w:r>
-        <w:rPr>
-          <w:lang w:val="ru-RU"/>
-        </w:rPr>
-        <w:t>хп</w:t>
-      </w:r>
-      <w:proofErr w:type="spellEnd"/>
-      <w:r>
-        <w:rPr>
-          <w:lang w:val="ru-RU"/>
-        </w:rPr>
-        <w:t>, среднюю скорость передвижения</w:t>
-      </w:r>
-      <w:r>
-        <w:rPr>
-          <w:lang w:val="ru-RU"/>
-        </w:rPr>
-        <w:t>, большой урон.</w:t>
-      </w:r>
-    </w:p>
-    <w:p>
-      <w:pPr>
-        <w:pStyle w:val="Heading2"/>
-        <w:rPr>
-          <w:lang w:val="ru-RU"/>
-        </w:rPr>
-      </w:pPr>
-      <w:r>
-        <w:rPr>
-          <w:lang w:val="ru-RU"/>
-        </w:rPr>
-        <w:lastRenderedPageBreak/>
-        <w:t>Лучник</w:t>
-      </w:r>
-    </w:p>
-    <w:p>
-      <w:pPr>
-        <w:rPr>
-          <w:lang w:val="ru-RU"/>
-        </w:rPr>
-      </w:pPr>
-      <w:r>
-        <w:rPr>
-          <w:lang w:val="ru-RU"/>
-        </w:rPr>
-        <w:t>Противник дальнего боя.</w:t>
-      </w:r>
-      <w:r>
-        <w:rPr>
-          <w:lang w:val="ru-RU"/>
-        </w:rPr>
-        <w:t xml:space="preserve"> </w:t>
-      </w:r>
-      <w:r>
-        <w:rPr>
-          <w:lang w:val="ru-RU"/>
-        </w:rPr>
-        <w:t xml:space="preserve">Имеет </w:t>
-      </w:r>
-      <w:r>
-        <w:rPr>
-          <w:lang w:val="ru-RU"/>
-        </w:rPr>
-        <w:t>2</w:t>
-      </w:r>
-      <w:r>
-        <w:rPr>
-          <w:lang w:val="ru-RU"/>
-        </w:rPr>
-        <w:t xml:space="preserve"> </w:t>
-      </w:r>
-      <w:proofErr w:type="spellStart"/>
-      <w:r>
-        <w:rPr>
-          <w:lang w:val="ru-RU"/>
-        </w:rPr>
-        <w:t>хп</w:t>
-      </w:r>
-      <w:proofErr w:type="spellEnd"/>
-      <w:r>
-        <w:rPr>
-          <w:lang w:val="ru-RU"/>
-        </w:rPr>
-        <w:t xml:space="preserve">, быструю скорость передвижения, </w:t>
-      </w:r>
-      <w:r>
-        <w:rPr>
-          <w:lang w:val="ru-RU"/>
-        </w:rPr>
-        <w:t>маленький урон.</w:t>
-      </w:r>
-    </w:p>
-    <w:p>
-      <w:pPr>
-        <w:pStyle w:val="Heading1"/>
-        <w:rPr>
-          <w:lang w:val="ru-RU"/>
-        </w:rPr>
-      </w:pPr>
-      <w:r>
-        <w:rPr>
-          <w:lang w:val="ru-RU"/>
-        </w:rPr>
-        <w:t>Элементы</w:t>
-      </w:r>
-      <w:r>
-        <w:rPr>
-          <w:lang w:val="ru-RU"/>
-        </w:rPr>
-        <w:t xml:space="preserve"> </w:t>
-      </w:r>
-      <w:r>
-        <w:rPr>
-          <w:lang w:val="ru-RU"/>
-        </w:rPr>
-        <w:t>у</w:t>
-      </w:r>
-      <w:r>
-        <w:rPr>
-          <w:lang w:val="ru-RU"/>
-        </w:rPr>
-        <w:t>ровн</w:t>
-      </w:r>
-      <w:r>
-        <w:rPr>
-          <w:lang w:val="ru-RU"/>
-        </w:rPr>
-        <w:t>я</w:t>
-      </w:r>
-    </w:p>
-    <w:p>
-      <w:pPr>
-        <w:pStyle w:val="Heading2"/>
-        <w:rPr>
-          <w:lang w:val="ru-RU"/>
-        </w:rPr>
-      </w:pPr>
-      <w:r>
-        <w:rPr>
-          <w:lang w:val="ru-RU"/>
-        </w:rPr>
-        <w:t>Ящик</w:t>
-      </w:r>
-    </w:p>
-    <w:p>
-      <w:pPr>
-        <w:rPr>
-          <w:lang w:val="ru-RU"/>
-        </w:rPr>
-      </w:pPr>
-      <w:r>
-        <w:rPr>
-          <w:lang w:val="ru-RU"/>
-        </w:rPr>
-        <w:t>Можно сломать, играя за Шрека.</w:t>
-      </w:r>
-    </w:p>
-    <w:p>
-      <w:pPr>
-        <w:pStyle w:val="Heading2"/>
-        <w:rPr>
-          <w:lang w:val="ru-RU"/>
-        </w:rPr>
-      </w:pPr>
-      <w:r>
-        <w:rPr>
-          <w:lang w:val="ru-RU"/>
-        </w:rPr>
-        <w:t>Деревянная д</w:t>
-      </w:r>
-      <w:r>
-        <w:rPr>
-          <w:lang w:val="ru-RU"/>
-        </w:rPr>
-        <w:t>верь</w:t>
-      </w:r>
-    </w:p>
-    <w:p>
-      <w:pPr>
-        <w:rPr>
-          <w:lang w:val="ru-RU"/>
-        </w:rPr>
-      </w:pPr>
-      <w:r>
-        <w:rPr>
-          <w:lang w:val="ru-RU"/>
-        </w:rPr>
-        <w:t>Ломается, ударом по ней, играя за Шрека.</w:t>
-      </w:r>
-    </w:p>
-    <w:p>
-      <w:pPr>
-        <w:pStyle w:val="Heading2"/>
-        <w:rPr>
-          <w:lang w:val="ru-RU"/>
-        </w:rPr>
-      </w:pPr>
-      <w:r>
-        <w:rPr>
-          <w:lang w:val="ru-RU"/>
-        </w:rPr>
-        <w:t>Лавандовый раф</w:t>
-      </w:r>
-    </w:p>
-    <w:p>
-      <w:pPr>
-        <w:rPr>
-          <w:lang w:val="ru-RU"/>
-        </w:rPr>
-      </w:pPr>
-      <w:proofErr w:type="spellStart"/>
-      <w:r>
-        <w:rPr>
-          <w:lang w:val="ru-RU"/>
-        </w:rPr>
-        <w:t>Хилит</w:t>
-      </w:r>
-      <w:proofErr w:type="spellEnd"/>
-      <w:r>
-        <w:rPr>
-          <w:lang w:val="ru-RU"/>
-        </w:rPr>
-        <w:t xml:space="preserve"> игрока.</w:t>
-      </w:r>
-    </w:p>
-    <w:p>
-      <w:pPr>
-        <w:pStyle w:val="Heading2"/>
-        <w:rPr>
-          <w:lang w:val="ru-RU"/>
-        </w:rPr>
-      </w:pPr>
-      <w:r>
-        <w:rPr>
-          <w:lang w:val="ru-RU"/>
-        </w:rPr>
-        <w:t>Рычаг</w:t>
-      </w:r>
-    </w:p>
-    <w:p>
-      <w:pPr>
-        <w:rPr>
-          <w:lang w:val="ru-RU"/>
-        </w:rPr>
-      </w:pPr>
-      <w:r>
-        <w:rPr>
-          <w:lang w:val="ru-RU"/>
-        </w:rPr>
-        <w:t>Активирует решётку либо активирует шипы.</w:t>
-      </w:r>
-    </w:p>
-    <w:p>
-      <w:pPr>
-        <w:pStyle w:val="Heading2"/>
-        <w:rPr>
-          <w:lang w:val="ru-RU"/>
-        </w:rPr>
-      </w:pPr>
-      <w:r>
-        <w:rPr>
-          <w:lang w:val="ru-RU"/>
-        </w:rPr>
-        <w:t>Шипы</w:t>
-      </w:r>
-    </w:p>
-    <w:p>
-      <w:pPr>
-        <w:rPr>
-          <w:lang w:val="ru-RU"/>
-        </w:rPr>
-      </w:pPr>
-      <w:r>
-        <w:rPr>
-          <w:lang w:val="ru-RU"/>
-        </w:rPr>
-        <w:t>Активируются рычагом, либо просто существуют.</w:t>
-      </w:r>
-      <w:r>
-        <w:rPr>
-          <w:lang w:val="ru-RU"/>
-        </w:rPr>
-        <w:t xml:space="preserve"> Мгновенно убивает при касании. Противники предпочитают обходить как препятствие.</w:t>
-      </w:r>
-    </w:p>
-    <w:p>
-      <w:pPr>
-        <w:pStyle w:val="Heading2"/>
-        <w:rPr>
-          <w:lang w:val="ru-RU"/>
-        </w:rPr>
-      </w:pPr>
-      <w:r>
-        <w:rPr>
-          <w:lang w:val="ru-RU"/>
-        </w:rPr>
-        <w:t>Решётка</w:t>
-      </w:r>
-    </w:p>
-    <w:p>
-      <w:pPr>
-        <w:rPr>
-          <w:lang w:val="ru-RU"/>
-        </w:rPr>
-      </w:pPr>
-      <w:r>
-        <w:rPr>
-          <w:lang w:val="ru-RU"/>
-        </w:rPr>
-        <w:t>Открывается при нажатии на соответствующий рычаг.</w:t>
-      </w:r>
-    </w:p>
-    <w:p>
-      <w:pPr>
-        <w:pStyle w:val="Heading1"/>
-        <w:rPr>
-          <w:lang w:val="ru-RU"/>
-        </w:rPr>
-      </w:pPr>
-      <w:r>
-        <w:rPr>
-          <w:lang w:val="ru-RU"/>
-        </w:rPr>
-        <w:t>Уровни</w:t>
-      </w:r>
-    </w:p>
-    <w:p>
-      <w:pPr>
-        <w:rPr>
-          <w:lang w:val="ru-RU"/>
-        </w:rPr>
-      </w:pPr>
-      <w:r>
-        <w:rPr>
-          <w:lang w:val="ru-RU"/>
-        </w:rPr>
-        <w:t>Одна ячейка уровня – 10 на 10 метров.</w:t>
-      </w:r>
-    </w:p>
-    <w:p>
-      <w:pPr>
-        <w:pStyle w:val="Heading2"/>
-        <w:rPr>
-          <w:lang w:val="ru-RU"/>
-        </w:rPr>
-      </w:pPr>
-      <w:r>
-        <w:rPr>
-          <w:lang w:val="ru-RU"/>
-        </w:rPr>
-        <w:t>Обучение ходьбы и игру Рыцаря</w:t>
-      </w:r>
-    </w:p>
-    <w:p>
-      <w:pPr>
-        <w:rPr>
-          <w:lang w:val="ru-RU"/>
-        </w:rPr>
-      </w:pPr>
-      <w:r>
-        <w:rPr>
-          <w:b/>
-          <w:bCs/>
-          <w:lang w:val="ru-RU"/>
-        </w:rPr>
-        <w:t>Цель уровня</w:t>
-      </w:r>
-      <w:r>
-        <w:rPr>
-          <w:lang w:val="ru-RU"/>
-        </w:rPr>
-        <w:t>: обучить</w:t>
-      </w:r>
-      <w:r>
-        <w:rPr>
-          <w:lang w:val="ru-RU"/>
-        </w:rPr>
-        <w:t xml:space="preserve"> базовым механикам </w:t>
-      </w:r>
-      <w:r>
-        <w:t>WASD</w:t>
-      </w:r>
-      <w:r>
-        <w:rPr>
-          <w:lang w:val="ru-RU"/>
-        </w:rPr>
-        <w:t>, взаимодействие</w:t>
-      </w:r>
-      <w:r>
-        <w:rPr>
-          <w:lang w:val="ru-RU"/>
-        </w:rPr>
-        <w:t xml:space="preserve"> с предметами</w:t>
-      </w:r>
-      <w:r>
-        <w:rPr>
-          <w:lang w:val="ru-RU"/>
-        </w:rPr>
-        <w:t xml:space="preserve"> и обучающая битва за Рыцаря с применением щита.</w:t>
-      </w:r>
-    </w:p>
-    <w:p>
-      <w:pPr>
-        <w:rPr>
-          <w:lang w:val="ru-RU"/>
-        </w:rPr>
-      </w:pPr>
-      <w:r>
-        <w:rPr>
-          <w:lang w:val="ru-RU"/>
-        </w:rPr>
-        <w:t>Комнаты расположены последовательно.</w:t>
-      </w:r>
-      <w:r>
-        <w:rPr>
-          <w:lang w:val="ru-RU"/>
-        </w:rPr>
-        <w:t xml:space="preserve"> Уровень 3</w:t>
-      </w:r>
-      <w:r>
-        <w:t>x</w:t>
-      </w:r>
-      <w:r>
-        <w:rPr>
-          <w:lang w:val="ru-RU"/>
-        </w:rPr>
-        <w:t>1</w:t>
-      </w:r>
-      <w:r>
-        <w:rPr>
-          <w:lang w:val="ru-RU"/>
-        </w:rPr>
-        <w:t>.</w:t>
-      </w:r>
-    </w:p>
-    <w:p>
-      <w:pPr>
-        <w:rPr>
-          <w:lang w:val="ru-RU"/>
-        </w:rPr>
-      </w:pPr>
-      <w:r>
-        <w:rPr>
-          <w:b/>
-          <w:bCs/>
-          <w:lang w:val="ru-RU"/>
-        </w:rPr>
-        <w:t>Комната 1</w:t>
-      </w:r>
-      <w:r>
-        <w:rPr>
-          <w:lang w:val="ru-RU"/>
-        </w:rPr>
-        <w:t xml:space="preserve">. Игрок учится двигаться на </w:t>
-      </w:r>
-      <w:r>
-        <w:t>WASD</w:t>
-      </w:r>
-      <w:r>
-        <w:rPr>
-          <w:lang w:val="ru-RU"/>
-        </w:rPr>
-        <w:t xml:space="preserve">, после чего его задача взаимодействовать с рычагом, чтобы открыть </w:t>
-      </w:r>
-      <w:r>
-        <w:rPr>
-          <w:lang w:val="ru-RU"/>
-        </w:rPr>
-        <w:t>решётка</w:t>
-      </w:r>
-      <w:r>
-        <w:rPr>
-          <w:lang w:val="ru-RU"/>
-        </w:rPr>
-        <w:t>.</w:t>
-      </w:r>
-    </w:p>
-    <w:p>
-      <w:pPr>
-        <w:rPr>
-          <w:lang w:val="ru-RU"/>
-        </w:rPr>
-      </w:pPr>
-      <w:r>
-        <w:rPr>
-          <w:b/>
-          <w:bCs/>
-          <w:lang w:val="ru-RU"/>
-        </w:rPr>
-        <w:t>Комната 2</w:t>
-      </w:r>
-      <w:r>
-        <w:rPr>
-          <w:lang w:val="ru-RU"/>
-        </w:rPr>
-        <w:t xml:space="preserve">. Во второй комнате игрок учится бить, он бьёт манекен, который по </w:t>
-      </w:r>
-      <w:r>
-        <w:rPr>
-          <w:lang w:val="ru-RU"/>
-        </w:rPr>
-        <w:t>убийству</w:t>
-      </w:r>
-      <w:r>
-        <w:rPr>
-          <w:lang w:val="ru-RU"/>
-        </w:rPr>
-        <w:t xml:space="preserve"> открывает </w:t>
-      </w:r>
-      <w:r>
-        <w:rPr>
-          <w:lang w:val="ru-RU"/>
-        </w:rPr>
-        <w:t>решётку</w:t>
-      </w:r>
-      <w:r>
-        <w:rPr>
-          <w:lang w:val="ru-RU"/>
-        </w:rPr>
-        <w:t xml:space="preserve"> в следующую комнату.</w:t>
-      </w:r>
-    </w:p>
-    <w:p>
-      <w:pPr>
-        <w:rPr>
-          <w:lang w:val="ru-RU"/>
-        </w:rPr>
-      </w:pPr>
-      <w:r>
-        <w:rPr>
-          <w:b/>
-          <w:bCs/>
-          <w:lang w:val="ru-RU"/>
-        </w:rPr>
-        <w:lastRenderedPageBreak/>
-        <w:t>Комната 3</w:t>
-      </w:r>
-      <w:r>
-        <w:rPr>
-          <w:lang w:val="ru-RU"/>
-        </w:rPr>
-        <w:t xml:space="preserve">. Теперь игрок встречает несколько простейших противников. Как игрок убивает всех противников, открывается последняя </w:t>
-      </w:r>
-      <w:r>
-        <w:rPr>
-          <w:lang w:val="ru-RU"/>
-        </w:rPr>
-        <w:t>решётка</w:t>
-      </w:r>
-      <w:r>
-        <w:rPr>
-          <w:lang w:val="ru-RU"/>
-        </w:rPr>
-        <w:t xml:space="preserve"> и он выходит с уровня.</w:t>
-      </w:r>
-    </w:p>
-    <w:p>
-      <w:pPr>
-        <w:pStyle w:val="Heading2"/>
-        <w:rPr>
-          <w:lang w:val="ru-RU"/>
-        </w:rPr>
-      </w:pPr>
-      <w:r>
-        <w:rPr>
-          <w:lang w:val="ru-RU"/>
-        </w:rPr>
-        <w:t>Обучение за Ящерку</w:t>
-      </w:r>
-    </w:p>
-    <w:p>
-      <w:pPr>
-        <w:rPr>
-          <w:lang w:val="ru-RU"/>
-        </w:rPr>
-      </w:pPr>
-      <w:r>
-        <w:rPr>
-          <w:b/>
-          <w:bCs/>
-          <w:lang w:val="ru-RU"/>
-        </w:rPr>
-        <w:t xml:space="preserve">Цель уровня: </w:t>
-      </w:r>
-      <w:r>
-        <w:rPr>
-          <w:lang w:val="ru-RU"/>
-        </w:rPr>
-        <w:t>обучить применению способностей ящерки – механика превращения, прохождение узких отверстий, стелс-игра.</w:t>
-      </w:r>
-      <w:r>
-        <w:rPr>
-          <w:lang w:val="ru-RU"/>
-        </w:rPr>
-        <w:t xml:space="preserve"> </w:t>
-      </w:r>
-    </w:p>
-    <w:p>
-      <w:pPr>
+        <w:ind w:firstLine="0"/>
         <w:jc w:val="center"/>
+        <w:rPr>
+          <w:lang w:val="ru-RU"/>
+        </w:rPr>
       </w:pPr>
       <w:r>
         <w:rPr>
           <w:noProof/>
+          <w:lang w:val="ru-RU"/>
         </w:rPr>
         <w:drawing>
-          <wp:inline distT="0" distB="0" distL="0" distR="0" wp14:anchorId="6EA0BA0C" wp14:editId="1F00A0AE">
-            <wp:extent cx="1963973" cy="1963973"/>
-            <wp:effectExtent l="0" t="0" r="0" b="0"/>
-            <wp:docPr id="1" name="Picture 1"/>
+          <wp:inline distT="0" distB="0" distL="0" distR="0" wp14:anchorId="18EB1463" wp14:editId="0D2FF0E4">
+            <wp:extent cx="3922776" cy="2843784"/>
+            <wp:effectExtent l="0" t="0" r="1905" b="0"/>
+            <wp:docPr id="2" name="Picture 2"/>
             <wp:cNvGraphicFramePr>
               <a:graphicFrameLocks xmlns:a="http://schemas.openxmlformats.org/drawingml/2006/main" noChangeAspect="1"/>
             </wp:cNvGraphicFramePr>
@@ -1117,23 +28,36 @@
               <a:graphicData uri="http://schemas.openxmlformats.org/drawingml/2006/picture">
                 <pic:pic xmlns:pic="http://schemas.openxmlformats.org/drawingml/2006/picture">
                   <pic:nvPicPr>
-                    <pic:cNvPr id="1" name=""/>
-                    <pic:cNvPicPr/>
+                    <pic:cNvPr id="0" name="Picture 1"/>
+                    <pic:cNvPicPr>
+                      <a:picLocks noChangeAspect="1" noChangeArrowheads="1"/>
+                    </pic:cNvPicPr>
                   </pic:nvPicPr>
                   <pic:blipFill>
-                    <a:blip r:embed="rId5"/>
+                    <a:blip r:embed="rId5" cstate="print">
+                      <a:extLst>
+                        <a:ext uri="{28A0092B-C50C-407E-A947-70E740481C1C}">
+                          <a14:useLocalDpi xmlns:a14="http://schemas.microsoft.com/office/drawing/2010/main" val="0"/>
+                        </a:ext>
+                      </a:extLst>
+                    </a:blip>
+                    <a:srcRect/>
                     <a:stretch>
                       <a:fillRect/>
                     </a:stretch>
                   </pic:blipFill>
-                  <pic:spPr>
+                  <pic:spPr bwMode="auto">
                     <a:xfrm>
                       <a:off x="0" y="0"/>
-                      <a:ext cx="1966036" cy="1966036"/>
+                      <a:ext cx="3922776" cy="2843784"/>
                     </a:xfrm>
                     <a:prstGeom prst="rect">
                       <a:avLst/>
                     </a:prstGeom>
+                    <a:noFill/>
+                    <a:ln>
+                      <a:noFill/>
+                    </a:ln>
                   </pic:spPr>
                 </pic:pic>
               </a:graphicData>
@@ -1144,62 +68,138 @@
     </w:p>
     <w:p>
       <w:pPr>
-        <w:rPr>
-          <w:lang w:val="ru-RU"/>
-        </w:rPr>
-      </w:pPr>
+        <w:pStyle w:val="Heading1"/>
+        <w:rPr>
+          <w:lang w:val="ru-RU"/>
+        </w:rPr>
+      </w:pPr>
+      <w:r>
+        <w:rPr>
+          <w:lang w:val="ru-RU"/>
+        </w:rPr>
+        <w:t>Игра «</w:t>
+      </w:r>
+      <w:r>
+        <w:rPr>
+          <w:lang w:val="ru-RU"/>
+        </w:rPr>
+        <w:t>Грязь, сталь и чешуя</w:t>
+      </w:r>
+      <w:r>
+        <w:rPr>
+          <w:lang w:val="ru-RU"/>
+        </w:rPr>
+        <w:t>»</w:t>
+      </w:r>
+    </w:p>
+    <w:p>
+      <w:pPr>
+        <w:rPr>
+          <w:lang w:val="ru-RU"/>
+        </w:rPr>
+      </w:pPr>
+      <w:r>
+        <w:rPr>
+          <w:lang w:val="ru-RU"/>
+        </w:rPr>
+        <w:t xml:space="preserve">Экшен-головоломка от третьего лица. Сеттинг – </w:t>
+      </w:r>
       <w:r>
         <w:rPr>
           <w:b/>
           <w:bCs/>
           <w:lang w:val="ru-RU"/>
         </w:rPr>
-        <w:t>Комната 1.</w:t>
-      </w:r>
-      <w:r>
+        <w:t>средневековье</w:t>
+      </w:r>
+      <w:r>
+        <w:rPr>
+          <w:lang w:val="ru-RU"/>
+        </w:rPr>
+        <w:t>.</w:t>
+      </w:r>
+      <w:r>
+        <w:rPr>
+          <w:lang w:val="ru-RU"/>
+        </w:rPr>
+        <w:t xml:space="preserve"> </w:t>
+      </w:r>
+      <w:r>
+        <w:rPr>
+          <w:lang w:val="ru-RU"/>
+        </w:rPr>
+        <w:t>Цель игрока – выбраться из заточения и спасти невесту.</w:t>
+      </w:r>
+      <w:r>
+        <w:rPr>
+          <w:lang w:val="ru-RU"/>
+        </w:rPr>
+        <w:t xml:space="preserve"> </w:t>
+      </w:r>
+    </w:p>
+    <w:p>
+      <w:pPr>
+        <w:pStyle w:val="Heading1"/>
+        <w:rPr>
+          <w:lang w:val="ru-RU"/>
+        </w:rPr>
+      </w:pPr>
+      <w:r>
+        <w:rPr>
+          <w:lang w:val="ru-RU"/>
+        </w:rPr>
+        <w:t>Формы персонажа</w:t>
+      </w:r>
+    </w:p>
+    <w:p>
+      <w:pPr>
+        <w:ind w:left="720" w:hanging="360"/>
+        <w:rPr>
+          <w:lang w:val="ru-RU"/>
+        </w:rPr>
+      </w:pPr>
+      <w:r>
+        <w:rPr>
+          <w:lang w:val="ru-RU"/>
+        </w:rPr>
+        <w:t>У игрока 10 хп.</w:t>
+      </w:r>
+    </w:p>
+    <w:p>
+      <w:pPr>
+        <w:ind w:left="720" w:hanging="360"/>
+        <w:rPr>
+          <w:lang w:val="ru-RU"/>
+        </w:rPr>
+      </w:pPr>
+      <w:r>
+        <w:rPr>
+          <w:lang w:val="ru-RU"/>
+        </w:rPr>
+        <w:t>Игрок переключается между тремя сущностями:</w:t>
+      </w:r>
+    </w:p>
+    <w:p>
+      <w:pPr>
+        <w:pStyle w:val="Heading2"/>
+        <w:rPr>
+          <w:lang w:val="ru-RU"/>
+        </w:rPr>
+      </w:pPr>
+      <w:r>
+        <w:rPr>
+          <w:lang w:val="ru-RU"/>
+        </w:rPr>
+        <w:t>Рыцарь</w:t>
+      </w:r>
+    </w:p>
+    <w:p>
+      <w:pPr>
         <w:rPr>
           <w:b/>
           <w:bCs/>
           <w:lang w:val="ru-RU"/>
         </w:rPr>
-        <w:t xml:space="preserve"> </w:t>
-      </w:r>
-      <w:r>
-        <w:rPr>
-          <w:lang w:val="ru-RU"/>
-        </w:rPr>
-        <w:t xml:space="preserve">В комнате </w:t>
-      </w:r>
-      <w:r>
-        <w:rPr>
-          <w:lang w:val="ru-RU"/>
-        </w:rPr>
-        <w:t>решётка</w:t>
-      </w:r>
-      <w:r>
-        <w:rPr>
-          <w:lang w:val="ru-RU"/>
-        </w:rPr>
-        <w:t xml:space="preserve"> в комнату 3</w:t>
-      </w:r>
-      <w:r>
-        <w:rPr>
-          <w:lang w:val="ru-RU"/>
-        </w:rPr>
-        <w:t xml:space="preserve">, которая закрыта. Есть также вентиляция, которая ведёт в комнату 2. Игроку необходимо перевоплотится в ящерку, чтобы пройти </w:t>
-      </w:r>
-      <w:r>
-        <w:rPr>
-          <w:lang w:val="ru-RU"/>
-        </w:rPr>
-        <w:t>в комнату 2.</w:t>
-      </w:r>
-    </w:p>
-    <w:p>
-      <w:pPr>
-        <w:rPr>
-          <w:lang w:val="ru-RU"/>
-        </w:rPr>
       </w:pPr>
       <w:r>
         <w:rPr>
@@ -1207,31 +207,57 @@
           <w:bCs/>
           <w:lang w:val="ru-RU"/>
         </w:rPr>
-        <w:t xml:space="preserve">Комната 2. </w:t>
-      </w:r>
-      <w:r>
-        <w:rPr>
-          <w:lang w:val="ru-RU"/>
-        </w:rPr>
-        <w:t>В комнате есть рыча</w:t>
-      </w:r>
-      <w:r>
-        <w:rPr>
-          <w:lang w:val="ru-RU"/>
-        </w:rPr>
-        <w:t xml:space="preserve">г, который при активации открывает </w:t>
-      </w:r>
-      <w:r>
-        <w:rPr>
-          <w:lang w:val="ru-RU"/>
-        </w:rPr>
-        <w:t>решётку</w:t>
-      </w:r>
-      <w:r>
-        <w:rPr>
-          <w:lang w:val="ru-RU"/>
-        </w:rPr>
-        <w:t xml:space="preserve"> из комнаты 1 в комнату 3. </w:t>
+        <w:t>Защита и взаимодействие:</w:t>
+      </w:r>
+    </w:p>
+    <w:p>
+      <w:pPr>
+        <w:pStyle w:val="ListParagraph"/>
+        <w:numPr>
+          <w:ilvl w:val="0"/>
+          <w:numId w:val="4"/>
+        </w:numPr>
+        <w:rPr>
+          <w:lang w:val="ru-RU"/>
+        </w:rPr>
+      </w:pPr>
+      <w:r>
+        <w:rPr>
+          <w:lang w:val="ru-RU"/>
+        </w:rPr>
+        <w:t>Блокирование ударов щитом</w:t>
+      </w:r>
+    </w:p>
+    <w:p>
+      <w:pPr>
+        <w:pStyle w:val="ListParagraph"/>
+        <w:numPr>
+          <w:ilvl w:val="0"/>
+          <w:numId w:val="4"/>
+        </w:numPr>
+        <w:rPr>
+          <w:lang w:val="ru-RU"/>
+        </w:rPr>
+      </w:pPr>
+      <w:r>
+        <w:rPr>
+          <w:lang w:val="ru-RU"/>
+        </w:rPr>
+        <w:t>Средний урон, среднее хп и средняя громкость.</w:t>
+      </w:r>
+    </w:p>
+    <w:p>
+      <w:pPr>
+        <w:pStyle w:val="Heading2"/>
+        <w:rPr>
+          <w:lang w:val="ru-RU"/>
+        </w:rPr>
+      </w:pPr>
+      <w:r>
+        <w:rPr>
+          <w:lang w:val="ru-RU"/>
+        </w:rPr>
+        <w:t>Ящерица</w:t>
       </w:r>
     </w:p>
     <w:p>
@@ -1246,89 +272,842 @@
           <w:bCs/>
           <w:lang w:val="ru-RU"/>
         </w:rPr>
-        <w:t>Комната 3.</w:t>
-      </w:r>
-      <w:r>
-        <w:rPr>
-          <w:lang w:val="ru-RU"/>
-        </w:rPr>
-        <w:t xml:space="preserve"> В комнате есть противник. За ящерку его можно пройти скрытно, либо убить за рыцаря. Есть вентиляция в комнату 4.</w:t>
-      </w:r>
-    </w:p>
-    <w:p>
-      <w:pPr>
-        <w:rPr>
-          <w:lang w:val="ru-RU"/>
-        </w:rPr>
-      </w:pPr>
+        <w:t>Скрытность</w:t>
+      </w:r>
       <w:r>
         <w:rPr>
           <w:b/>
           <w:bCs/>
-          <w:lang w:val="ru-RU"/>
-        </w:rPr>
-        <w:t xml:space="preserve">Комната 4. </w:t>
-      </w:r>
-      <w:r>
-        <w:rPr>
-          <w:lang w:val="ru-RU"/>
-        </w:rPr>
-        <w:t>Игроку необходимо заходить в комнату в обличии ящерицы, только через вентиляцию. В комнате также есть противник.</w:t>
-      </w:r>
-      <w:r>
-        <w:rPr>
-          <w:lang w:val="ru-RU"/>
-        </w:rPr>
-        <w:t xml:space="preserve"> </w:t>
-      </w:r>
-      <w:r>
-        <w:rPr>
-          <w:lang w:val="ru-RU"/>
-        </w:rPr>
-        <w:t xml:space="preserve"> Также есть рычаг, при активации которого на врага падают шипы, и он умирает.</w:t>
-      </w:r>
-    </w:p>
-    <w:p>
-      <w:pPr>
-        <w:pStyle w:val="Heading2"/>
-        <w:rPr>
-          <w:lang w:val="ru-RU"/>
-        </w:rPr>
-      </w:pPr>
-      <w:r>
-        <w:rPr>
-          <w:lang w:val="ru-RU"/>
-        </w:rPr>
-        <w:t>Уровень с комбо Рыцаря и Ящерки</w:t>
-      </w:r>
-    </w:p>
-    <w:p>
-      <w:pPr>
-        <w:rPr>
-          <w:lang w:val="ru-RU"/>
-        </w:rPr>
-      </w:pPr>
+        </w:rPr>
+        <w:t xml:space="preserve"> и </w:t>
+      </w:r>
       <w:r>
         <w:rPr>
           <w:b/>
           <w:bCs/>
           <w:lang w:val="ru-RU"/>
         </w:rPr>
-        <w:t>Цель уровня</w:t>
-      </w:r>
-      <w:r>
+        <w:t>проникновение:</w:t>
+      </w:r>
+    </w:p>
+    <w:p>
+      <w:pPr>
+        <w:pStyle w:val="ListParagraph"/>
+        <w:numPr>
+          <w:ilvl w:val="0"/>
+          <w:numId w:val="2"/>
+        </w:numPr>
+        <w:rPr>
+          <w:lang w:val="ru-RU"/>
+        </w:rPr>
+      </w:pPr>
+      <w:r>
+        <w:rPr>
+          <w:lang w:val="ru-RU"/>
+        </w:rPr>
+        <w:t>Пролезает в узкие щели, вентиляцию, дыры в стенах.</w:t>
+      </w:r>
+    </w:p>
+    <w:p>
+      <w:pPr>
+        <w:pStyle w:val="ListParagraph"/>
+        <w:numPr>
+          <w:ilvl w:val="0"/>
+          <w:numId w:val="2"/>
+        </w:numPr>
+        <w:rPr>
+          <w:lang w:val="ru-RU"/>
+        </w:rPr>
+      </w:pPr>
+      <w:r>
+        <w:rPr>
+          <w:lang w:val="ru-RU"/>
+        </w:rPr>
+        <w:t>Малое хп, атаки нет. Тихая.</w:t>
+      </w:r>
+    </w:p>
+    <w:p>
+      <w:pPr>
+        <w:pStyle w:val="Heading2"/>
+        <w:rPr>
+          <w:lang w:val="ru-RU"/>
+        </w:rPr>
+      </w:pPr>
+      <w:r>
+        <w:rPr>
+          <w:lang w:val="ru-RU"/>
+        </w:rPr>
+        <w:t>Шрек</w:t>
+      </w:r>
+      <w:r>
+        <w:rPr>
+          <w:lang w:val="ru-RU"/>
+        </w:rPr>
+        <w:t xml:space="preserve"> (</w:t>
+      </w:r>
+      <w:r>
+        <w:rPr>
+          <w:lang w:val="ru-RU"/>
+        </w:rPr>
+        <w:t>огр</w:t>
+      </w:r>
+      <w:r>
+        <w:rPr>
+          <w:lang w:val="ru-RU"/>
+        </w:rPr>
+        <w:t>)</w:t>
+      </w:r>
+    </w:p>
+    <w:p>
+      <w:pPr>
         <w:rPr>
           <w:b/>
           <w:bCs/>
           <w:lang w:val="ru-RU"/>
         </w:rPr>
-        <w:t>:</w:t>
-      </w:r>
-      <w:r>
-        <w:rPr>
-          <w:lang w:val="ru-RU"/>
-        </w:rPr>
-        <w:t xml:space="preserve"> испытание на умение применять и комбинировать Рыцаря и Ящерку.</w:t>
+      </w:pPr>
+      <w:r>
+        <w:rPr>
+          <w:b/>
+          <w:bCs/>
+          <w:lang w:val="ru-RU"/>
+        </w:rPr>
+        <w:t>Грубая сила</w:t>
+      </w:r>
+      <w:r>
+        <w:rPr>
+          <w:b/>
+          <w:bCs/>
+          <w:lang w:val="ru-RU"/>
+        </w:rPr>
+        <w:t xml:space="preserve"> и</w:t>
+      </w:r>
+      <w:r>
+        <w:rPr>
+          <w:b/>
+          <w:bCs/>
+          <w:lang w:val="ru-RU"/>
+        </w:rPr>
+        <w:t xml:space="preserve"> разрушение:</w:t>
+      </w:r>
+    </w:p>
+    <w:p>
+      <w:pPr>
+        <w:pStyle w:val="ListParagraph"/>
+        <w:numPr>
+          <w:ilvl w:val="0"/>
+          <w:numId w:val="8"/>
+        </w:numPr>
+        <w:rPr>
+          <w:lang w:val="ru-RU"/>
+        </w:rPr>
+      </w:pPr>
+      <w:r>
+        <w:rPr>
+          <w:lang w:val="ru-RU"/>
+        </w:rPr>
+        <w:lastRenderedPageBreak/>
+        <w:t>Выламывает хлипкие двери, ломает ящики, сносит хрупкие стены.</w:t>
+      </w:r>
+    </w:p>
+    <w:p>
+      <w:pPr>
+        <w:pStyle w:val="ListParagraph"/>
+        <w:numPr>
+          <w:ilvl w:val="0"/>
+          <w:numId w:val="8"/>
+        </w:numPr>
+        <w:rPr>
+          <w:lang w:val="ru-RU"/>
+        </w:rPr>
+      </w:pPr>
+      <w:r>
+        <w:rPr>
+          <w:lang w:val="ru-RU"/>
+        </w:rPr>
+        <w:t>Большой урон и большой хп</w:t>
+      </w:r>
+      <w:r>
+        <w:rPr>
+          <w:lang w:val="ru-RU"/>
+        </w:rPr>
+        <w:t>, медленный</w:t>
+      </w:r>
+      <w:r>
+        <w:rPr>
+          <w:lang w:val="ru-RU"/>
+        </w:rPr>
+        <w:t>. Громкий.</w:t>
+      </w:r>
+    </w:p>
+    <w:p>
+      <w:pPr>
+        <w:pStyle w:val="Heading1"/>
+        <w:rPr>
+          <w:lang w:val="ru-RU"/>
+        </w:rPr>
+      </w:pPr>
+      <w:r>
+        <w:rPr>
+          <w:lang w:val="ru-RU"/>
+        </w:rPr>
+        <w:t>Противники</w:t>
+      </w:r>
+    </w:p>
+    <w:p>
+      <w:pPr>
+        <w:pStyle w:val="Heading2"/>
+        <w:rPr>
+          <w:lang w:val="ru-RU"/>
+        </w:rPr>
+      </w:pPr>
+      <w:r>
+        <w:rPr>
+          <w:lang w:val="ru-RU"/>
+        </w:rPr>
+        <w:t>Манекен</w:t>
+      </w:r>
+    </w:p>
+    <w:p>
+      <w:pPr>
+        <w:rPr>
+          <w:lang w:val="ru-RU"/>
+        </w:rPr>
+      </w:pPr>
+      <w:r>
+        <w:rPr>
+          <w:lang w:val="ru-RU"/>
+        </w:rPr>
+        <w:t xml:space="preserve">Противник, не нападает. Имеет </w:t>
+      </w:r>
+      <w:r>
+        <w:rPr>
+          <w:lang w:val="ru-RU"/>
+        </w:rPr>
+        <w:t>4</w:t>
+      </w:r>
+      <w:r>
+        <w:rPr>
+          <w:lang w:val="ru-RU"/>
+        </w:rPr>
+        <w:t xml:space="preserve"> </w:t>
+      </w:r>
+      <w:r>
+        <w:rPr>
+          <w:lang w:val="ru-RU"/>
+        </w:rPr>
+        <w:t>хп, стоит на месте.</w:t>
+      </w:r>
+    </w:p>
+    <w:p>
+      <w:pPr>
+        <w:pStyle w:val="Heading2"/>
+        <w:rPr>
+          <w:lang w:val="ru-RU"/>
+        </w:rPr>
+      </w:pPr>
+      <w:r>
+        <w:rPr>
+          <w:lang w:val="ru-RU"/>
+        </w:rPr>
+        <w:t>Гоблин</w:t>
+      </w:r>
+    </w:p>
+    <w:p>
+      <w:pPr>
+        <w:rPr>
+          <w:lang w:val="ru-RU"/>
+        </w:rPr>
+      </w:pPr>
+      <w:r>
+        <w:rPr>
+          <w:lang w:val="ru-RU"/>
+        </w:rPr>
+        <w:t xml:space="preserve">Противник </w:t>
+      </w:r>
+      <w:r>
+        <w:rPr>
+          <w:lang w:val="ru-RU"/>
+        </w:rPr>
+        <w:t>ближнего боя.</w:t>
+      </w:r>
+      <w:r>
+        <w:rPr>
+          <w:lang w:val="ru-RU"/>
+        </w:rPr>
+        <w:t xml:space="preserve"> Имеет </w:t>
+      </w:r>
+      <w:r>
+        <w:rPr>
+          <w:lang w:val="ru-RU"/>
+        </w:rPr>
+        <w:t>6</w:t>
+      </w:r>
+      <w:r>
+        <w:rPr>
+          <w:lang w:val="ru-RU"/>
+        </w:rPr>
+        <w:t xml:space="preserve"> хп, среднюю скорость передвижения</w:t>
+      </w:r>
+      <w:r>
+        <w:rPr>
+          <w:lang w:val="ru-RU"/>
+        </w:rPr>
+        <w:t>, большой урон.</w:t>
+      </w:r>
+    </w:p>
+    <w:p>
+      <w:pPr>
+        <w:pStyle w:val="Heading2"/>
+        <w:rPr>
+          <w:lang w:val="ru-RU"/>
+        </w:rPr>
+      </w:pPr>
+      <w:r>
+        <w:rPr>
+          <w:lang w:val="ru-RU"/>
+        </w:rPr>
+        <w:t>Лучник</w:t>
+      </w:r>
+    </w:p>
+    <w:p>
+      <w:pPr>
+        <w:rPr>
+          <w:lang w:val="ru-RU"/>
+        </w:rPr>
+      </w:pPr>
+      <w:r>
+        <w:rPr>
+          <w:lang w:val="ru-RU"/>
+        </w:rPr>
+        <w:t>Противник дальнего боя.</w:t>
+      </w:r>
+      <w:r>
+        <w:rPr>
+          <w:lang w:val="ru-RU"/>
+        </w:rPr>
+        <w:t xml:space="preserve"> </w:t>
+      </w:r>
+      <w:r>
+        <w:rPr>
+          <w:lang w:val="ru-RU"/>
+        </w:rPr>
+        <w:t xml:space="preserve">Имеет </w:t>
+      </w:r>
+      <w:r>
+        <w:rPr>
+          <w:lang w:val="ru-RU"/>
+        </w:rPr>
+        <w:t>2</w:t>
+      </w:r>
+      <w:r>
+        <w:rPr>
+          <w:lang w:val="ru-RU"/>
+        </w:rPr>
+        <w:t xml:space="preserve"> хп, быструю скорость передвижения, </w:t>
+      </w:r>
+      <w:r>
+        <w:rPr>
+          <w:lang w:val="ru-RU"/>
+        </w:rPr>
+        <w:t>маленький урон.</w:t>
+      </w:r>
+    </w:p>
+    <w:p>
+      <w:pPr>
+        <w:pStyle w:val="Heading1"/>
+        <w:rPr>
+          <w:lang w:val="ru-RU"/>
+        </w:rPr>
+      </w:pPr>
+      <w:r>
+        <w:rPr>
+          <w:lang w:val="ru-RU"/>
+        </w:rPr>
+        <w:t>Элементы</w:t>
+      </w:r>
+      <w:r>
+        <w:rPr>
+          <w:lang w:val="ru-RU"/>
+        </w:rPr>
+        <w:t xml:space="preserve"> </w:t>
+      </w:r>
+      <w:r>
+        <w:rPr>
+          <w:lang w:val="ru-RU"/>
+        </w:rPr>
+        <w:t>у</w:t>
+      </w:r>
+      <w:r>
+        <w:rPr>
+          <w:lang w:val="ru-RU"/>
+        </w:rPr>
+        <w:t>ровн</w:t>
+      </w:r>
+      <w:r>
+        <w:rPr>
+          <w:lang w:val="ru-RU"/>
+        </w:rPr>
+        <w:t>я</w:t>
+      </w:r>
+    </w:p>
+    <w:p>
+      <w:pPr>
+        <w:pStyle w:val="Heading2"/>
+        <w:rPr>
+          <w:lang w:val="ru-RU"/>
+        </w:rPr>
+      </w:pPr>
+      <w:r>
+        <w:rPr>
+          <w:lang w:val="ru-RU"/>
+        </w:rPr>
+        <w:t>Ящик</w:t>
+      </w:r>
+    </w:p>
+    <w:p>
+      <w:pPr>
+        <w:rPr>
+          <w:lang w:val="ru-RU"/>
+        </w:rPr>
+      </w:pPr>
+      <w:r>
+        <w:rPr>
+          <w:lang w:val="ru-RU"/>
+        </w:rPr>
+        <w:t>Можно сломать, играя за Шрека.</w:t>
+      </w:r>
+    </w:p>
+    <w:p>
+      <w:pPr>
+        <w:pStyle w:val="Heading2"/>
+        <w:rPr>
+          <w:lang w:val="ru-RU"/>
+        </w:rPr>
+      </w:pPr>
+      <w:r>
+        <w:rPr>
+          <w:lang w:val="ru-RU"/>
+        </w:rPr>
+        <w:t>Деревянная д</w:t>
+      </w:r>
+      <w:r>
+        <w:rPr>
+          <w:lang w:val="ru-RU"/>
+        </w:rPr>
+        <w:t>верь</w:t>
+      </w:r>
+    </w:p>
+    <w:p>
+      <w:pPr>
+        <w:rPr>
+          <w:lang w:val="ru-RU"/>
+        </w:rPr>
+      </w:pPr>
+      <w:r>
+        <w:rPr>
+          <w:lang w:val="ru-RU"/>
+        </w:rPr>
+        <w:t>Ломается, ударом по ней, играя за Шрека.</w:t>
+      </w:r>
+    </w:p>
+    <w:p>
+      <w:pPr>
+        <w:pStyle w:val="Heading2"/>
+        <w:rPr>
+          <w:lang w:val="ru-RU"/>
+        </w:rPr>
+      </w:pPr>
+      <w:r>
+        <w:rPr>
+          <w:lang w:val="ru-RU"/>
+        </w:rPr>
+        <w:t>Лавандовый раф</w:t>
+      </w:r>
+    </w:p>
+    <w:p>
+      <w:pPr>
+        <w:rPr>
+          <w:lang w:val="ru-RU"/>
+        </w:rPr>
+      </w:pPr>
+      <w:r>
+        <w:rPr>
+          <w:lang w:val="ru-RU"/>
+        </w:rPr>
+        <w:t>Хилит игрока.</w:t>
+      </w:r>
+    </w:p>
+    <w:p>
+      <w:pPr>
+        <w:pStyle w:val="Heading2"/>
+        <w:rPr>
+          <w:lang w:val="ru-RU"/>
+        </w:rPr>
+      </w:pPr>
+      <w:r>
+        <w:rPr>
+          <w:lang w:val="ru-RU"/>
+        </w:rPr>
+        <w:t>Рычаг</w:t>
+      </w:r>
+    </w:p>
+    <w:p>
+      <w:pPr>
+        <w:rPr>
+          <w:lang w:val="ru-RU"/>
+        </w:rPr>
+      </w:pPr>
+      <w:r>
+        <w:rPr>
+          <w:lang w:val="ru-RU"/>
+        </w:rPr>
+        <w:t>Активирует решётку либо активирует шипы.</w:t>
+      </w:r>
+    </w:p>
+    <w:p>
+      <w:pPr>
+        <w:pStyle w:val="Heading2"/>
+        <w:rPr>
+          <w:lang w:val="ru-RU"/>
+        </w:rPr>
+      </w:pPr>
+      <w:r>
+        <w:rPr>
+          <w:lang w:val="ru-RU"/>
+        </w:rPr>
+        <w:t>Шипы</w:t>
+      </w:r>
+    </w:p>
+    <w:p>
+      <w:pPr>
+        <w:rPr>
+          <w:lang w:val="ru-RU"/>
+        </w:rPr>
+      </w:pPr>
+      <w:r>
+        <w:rPr>
+          <w:lang w:val="ru-RU"/>
+        </w:rPr>
+        <w:t>Активируются рычагом, либо просто существуют.</w:t>
+      </w:r>
+      <w:r>
+        <w:rPr>
+          <w:lang w:val="ru-RU"/>
+        </w:rPr>
+        <w:t xml:space="preserve"> Мгновенно убивает при касании. Противники предпочитают обходить как препятствие.</w:t>
+      </w:r>
+    </w:p>
+    <w:p>
+      <w:pPr>
+        <w:pStyle w:val="Heading2"/>
+        <w:rPr>
+          <w:lang w:val="ru-RU"/>
+        </w:rPr>
+      </w:pPr>
+      <w:r>
+        <w:rPr>
+          <w:lang w:val="ru-RU"/>
+        </w:rPr>
+        <w:t>Решётка</w:t>
+      </w:r>
+    </w:p>
+    <w:p>
+      <w:pPr>
+        <w:rPr>
+          <w:lang w:val="ru-RU"/>
+        </w:rPr>
+      </w:pPr>
+      <w:r>
+        <w:rPr>
+          <w:lang w:val="ru-RU"/>
+        </w:rPr>
+        <w:t>Открывается при нажатии на соответствующий рычаг.</w:t>
+      </w:r>
+    </w:p>
+    <w:p>
+      <w:pPr>
+        <w:pStyle w:val="Heading1"/>
+        <w:rPr>
+          <w:lang w:val="ru-RU"/>
+        </w:rPr>
+      </w:pPr>
+      <w:r>
+        <w:rPr>
+          <w:lang w:val="ru-RU"/>
+        </w:rPr>
+        <w:lastRenderedPageBreak/>
+        <w:t>Уровни</w:t>
+      </w:r>
+    </w:p>
+    <w:p>
+      <w:pPr>
+        <w:rPr>
+          <w:lang w:val="ru-RU"/>
+        </w:rPr>
+      </w:pPr>
+      <w:r>
+        <w:rPr>
+          <w:lang w:val="ru-RU"/>
+        </w:rPr>
+        <w:t>Одна ячейка уровня – 10 на 10 метров.</w:t>
+      </w:r>
+    </w:p>
+    <w:p>
+      <w:pPr>
+        <w:pStyle w:val="Heading2"/>
+        <w:rPr>
+          <w:lang w:val="ru-RU"/>
+        </w:rPr>
+      </w:pPr>
+      <w:r>
+        <w:rPr>
+          <w:lang w:val="ru-RU"/>
+        </w:rPr>
+        <w:t>Обучение ходьбы и игру Рыцаря</w:t>
+      </w:r>
+    </w:p>
+    <w:p>
+      <w:pPr>
+        <w:rPr>
+          <w:lang w:val="ru-RU"/>
+        </w:rPr>
+      </w:pPr>
+      <w:r>
+        <w:rPr>
+          <w:b/>
+          <w:bCs/>
+          <w:lang w:val="ru-RU"/>
+        </w:rPr>
+        <w:t>Цель уровня</w:t>
+      </w:r>
+      <w:r>
+        <w:rPr>
+          <w:lang w:val="ru-RU"/>
+        </w:rPr>
+        <w:t>: обучить</w:t>
+      </w:r>
+      <w:r>
+        <w:rPr>
+          <w:lang w:val="ru-RU"/>
+        </w:rPr>
+        <w:t xml:space="preserve"> базовым механикам </w:t>
+      </w:r>
+      <w:r>
+        <w:t>WASD</w:t>
+      </w:r>
+      <w:r>
+        <w:rPr>
+          <w:lang w:val="ru-RU"/>
+        </w:rPr>
+        <w:t>, взаимодействие</w:t>
+      </w:r>
+      <w:r>
+        <w:rPr>
+          <w:lang w:val="ru-RU"/>
+        </w:rPr>
+        <w:t xml:space="preserve"> с предметами</w:t>
+      </w:r>
+      <w:r>
+        <w:rPr>
+          <w:lang w:val="ru-RU"/>
+        </w:rPr>
+        <w:t xml:space="preserve"> и обучающая битва за Рыцаря с применением щита.</w:t>
+      </w:r>
+    </w:p>
+    <w:p>
+      <w:pPr>
+        <w:rPr>
+          <w:lang w:val="ru-RU"/>
+        </w:rPr>
+      </w:pPr>
+      <w:r>
+        <w:rPr>
+          <w:lang w:val="ru-RU"/>
+        </w:rPr>
+        <w:t>Комнаты расположены последовательно.</w:t>
+      </w:r>
+      <w:r>
+        <w:rPr>
+          <w:lang w:val="ru-RU"/>
+        </w:rPr>
+        <w:t xml:space="preserve"> Уровень 3</w:t>
+      </w:r>
+      <w:r>
+        <w:t>x</w:t>
+      </w:r>
+      <w:r>
+        <w:rPr>
+          <w:lang w:val="ru-RU"/>
+        </w:rPr>
+        <w:t>1</w:t>
+      </w:r>
+      <w:r>
+        <w:rPr>
+          <w:lang w:val="ru-RU"/>
+        </w:rPr>
+        <w:t>.</w:t>
+      </w:r>
+    </w:p>
+    <w:p>
+      <w:pPr>
+        <w:rPr>
+          <w:lang w:val="ru-RU"/>
+        </w:rPr>
+      </w:pPr>
+      <w:r>
+        <w:rPr>
+          <w:b/>
+          <w:bCs/>
+          <w:lang w:val="ru-RU"/>
+        </w:rPr>
+        <w:t>Комната 1</w:t>
+      </w:r>
+      <w:r>
+        <w:rPr>
+          <w:lang w:val="ru-RU"/>
+        </w:rPr>
+        <w:t xml:space="preserve">. Игрок учится двигаться на </w:t>
+      </w:r>
+      <w:r>
+        <w:t>WASD</w:t>
+      </w:r>
+      <w:r>
+        <w:rPr>
+          <w:lang w:val="ru-RU"/>
+        </w:rPr>
+        <w:t xml:space="preserve">, после чего его задача взаимодействовать с рычагом, чтобы открыть </w:t>
+      </w:r>
+      <w:r>
+        <w:rPr>
+          <w:lang w:val="ru-RU"/>
+        </w:rPr>
+        <w:t>решётка</w:t>
+      </w:r>
+      <w:r>
+        <w:rPr>
+          <w:lang w:val="ru-RU"/>
+        </w:rPr>
+        <w:t>.</w:t>
+      </w:r>
+    </w:p>
+    <w:p>
+      <w:pPr>
+        <w:rPr>
+          <w:lang w:val="ru-RU"/>
+        </w:rPr>
+      </w:pPr>
+      <w:r>
+        <w:rPr>
+          <w:b/>
+          <w:bCs/>
+          <w:lang w:val="ru-RU"/>
+        </w:rPr>
+        <w:t>Комната 2</w:t>
+      </w:r>
+      <w:r>
+        <w:rPr>
+          <w:lang w:val="ru-RU"/>
+        </w:rPr>
+        <w:t xml:space="preserve">. Во второй комнате игрок учится бить, он бьёт манекен, который по </w:t>
+      </w:r>
+      <w:r>
+        <w:rPr>
+          <w:lang w:val="ru-RU"/>
+        </w:rPr>
+        <w:t>убийству</w:t>
+      </w:r>
+      <w:r>
+        <w:rPr>
+          <w:lang w:val="ru-RU"/>
+        </w:rPr>
+        <w:t xml:space="preserve"> открывает </w:t>
+      </w:r>
+      <w:r>
+        <w:rPr>
+          <w:lang w:val="ru-RU"/>
+        </w:rPr>
+        <w:t>решётку</w:t>
+      </w:r>
+      <w:r>
+        <w:rPr>
+          <w:lang w:val="ru-RU"/>
+        </w:rPr>
+        <w:t xml:space="preserve"> в следующую комнату.</w:t>
+      </w:r>
+    </w:p>
+    <w:p>
+      <w:pPr>
+        <w:rPr>
+          <w:lang w:val="ru-RU"/>
+        </w:rPr>
+      </w:pPr>
+      <w:r>
+        <w:rPr>
+          <w:b/>
+          <w:bCs/>
+          <w:lang w:val="ru-RU"/>
+        </w:rPr>
+        <w:t>Комната 3</w:t>
+      </w:r>
+      <w:r>
+        <w:rPr>
+          <w:lang w:val="ru-RU"/>
+        </w:rPr>
+        <w:t xml:space="preserve">. Теперь игрок встречает несколько простейших противников. Как игрок убивает всех противников, открывается последняя </w:t>
+      </w:r>
+      <w:r>
+        <w:rPr>
+          <w:lang w:val="ru-RU"/>
+        </w:rPr>
+        <w:t>решётка</w:t>
+      </w:r>
+      <w:r>
+        <w:rPr>
+          <w:lang w:val="ru-RU"/>
+        </w:rPr>
+        <w:t xml:space="preserve"> и он выходит с уровня.</w:t>
+      </w:r>
+    </w:p>
+    <w:p>
+      <w:pPr>
+        <w:pStyle w:val="Heading2"/>
+        <w:rPr>
+          <w:lang w:val="ru-RU"/>
+        </w:rPr>
+      </w:pPr>
+      <w:r>
+        <w:rPr>
+          <w:lang w:val="ru-RU"/>
+        </w:rPr>
+        <w:t>Обучение за Ящерку</w:t>
+      </w:r>
+    </w:p>
+    <w:p>
+      <w:pPr>
+        <w:rPr>
+          <w:lang w:val="ru-RU"/>
+        </w:rPr>
+      </w:pPr>
+      <w:r>
+        <w:rPr>
+          <w:b/>
+          <w:bCs/>
+          <w:lang w:val="ru-RU"/>
+        </w:rPr>
+        <w:t xml:space="preserve">Цель уровня: </w:t>
+      </w:r>
+      <w:r>
+        <w:rPr>
+          <w:lang w:val="ru-RU"/>
+        </w:rPr>
+        <w:t>обучить применению способностей ящерки – механика превращения, прохождение узких отверстий, стелс-игра.</w:t>
+      </w:r>
+      <w:r>
+        <w:rPr>
+          <w:lang w:val="ru-RU"/>
+        </w:rPr>
+        <w:t xml:space="preserve"> </w:t>
       </w:r>
     </w:p>
     <w:p>
@@ -1340,10 +1119,10 @@
           <w:noProof/>
         </w:rPr>
         <w:drawing>
-          <wp:inline distT="0" distB="0" distL="0" distR="0" wp14:anchorId="70350ABB" wp14:editId="10FCB52E">
-            <wp:extent cx="4190338" cy="2095385"/>
-            <wp:effectExtent l="0" t="0" r="1270" b="635"/>
-            <wp:docPr id="3" name="Picture 3"/>
+          <wp:inline distT="0" distB="0" distL="0" distR="0" wp14:anchorId="6EA0BA0C" wp14:editId="1F00A0AE">
+            <wp:extent cx="1963973" cy="1963973"/>
+            <wp:effectExtent l="0" t="0" r="0" b="0"/>
+            <wp:docPr id="1" name="Picture 1"/>
             <wp:cNvGraphicFramePr>
               <a:graphicFrameLocks xmlns:a="http://schemas.openxmlformats.org/drawingml/2006/main" noChangeAspect="1"/>
             </wp:cNvGraphicFramePr>
@@ -1363,6 +1142,241 @@
                   <pic:spPr>
                     <a:xfrm>
                       <a:off x="0" y="0"/>
+                      <a:ext cx="1966036" cy="1966036"/>
+                    </a:xfrm>
+                    <a:prstGeom prst="rect">
+                      <a:avLst/>
+                    </a:prstGeom>
+                  </pic:spPr>
+                </pic:pic>
+              </a:graphicData>
+            </a:graphic>
+          </wp:inline>
+        </w:drawing>
+      </w:r>
+    </w:p>
+    <w:p>
+      <w:pPr>
+        <w:rPr>
+          <w:lang w:val="ru-RU"/>
+        </w:rPr>
+      </w:pPr>
+      <w:r>
+        <w:rPr>
+          <w:b/>
+          <w:bCs/>
+          <w:lang w:val="ru-RU"/>
+        </w:rPr>
+        <w:t>Комната 1.</w:t>
+      </w:r>
+      <w:r>
+        <w:rPr>
+          <w:b/>
+          <w:bCs/>
+          <w:lang w:val="ru-RU"/>
+        </w:rPr>
+        <w:t xml:space="preserve"> </w:t>
+      </w:r>
+      <w:r>
+        <w:rPr>
+          <w:lang w:val="ru-RU"/>
+        </w:rPr>
+        <w:t xml:space="preserve">В комнате </w:t>
+      </w:r>
+      <w:r>
+        <w:rPr>
+          <w:lang w:val="ru-RU"/>
+        </w:rPr>
+        <w:t>решётка</w:t>
+      </w:r>
+      <w:r>
+        <w:rPr>
+          <w:lang w:val="ru-RU"/>
+        </w:rPr>
+        <w:t xml:space="preserve"> в комнату 3</w:t>
+      </w:r>
+      <w:r>
+        <w:rPr>
+          <w:lang w:val="ru-RU"/>
+        </w:rPr>
+        <w:t xml:space="preserve">, которая закрыта. Есть также вентиляция, которая ведёт в комнату 2. Игроку необходимо перевоплотится в ящерку, чтобы пройти </w:t>
+      </w:r>
+      <w:r>
+        <w:rPr>
+          <w:lang w:val="ru-RU"/>
+        </w:rPr>
+        <w:t>в комнату 2.</w:t>
+      </w:r>
+    </w:p>
+    <w:p>
+      <w:pPr>
+        <w:rPr>
+          <w:lang w:val="ru-RU"/>
+        </w:rPr>
+      </w:pPr>
+      <w:r>
+        <w:rPr>
+          <w:b/>
+          <w:bCs/>
+          <w:lang w:val="ru-RU"/>
+        </w:rPr>
+        <w:t xml:space="preserve">Комната 2. </w:t>
+      </w:r>
+      <w:r>
+        <w:rPr>
+          <w:lang w:val="ru-RU"/>
+        </w:rPr>
+        <w:t>В комнате есть рыча</w:t>
+      </w:r>
+      <w:r>
+        <w:rPr>
+          <w:lang w:val="ru-RU"/>
+        </w:rPr>
+        <w:t xml:space="preserve">г, который при активации открывает </w:t>
+      </w:r>
+      <w:r>
+        <w:rPr>
+          <w:lang w:val="ru-RU"/>
+        </w:rPr>
+        <w:t>решётку</w:t>
+      </w:r>
+      <w:r>
+        <w:rPr>
+          <w:lang w:val="ru-RU"/>
+        </w:rPr>
+        <w:t xml:space="preserve"> из комнаты 1 в комнату 3. </w:t>
+      </w:r>
+    </w:p>
+    <w:p>
+      <w:pPr>
+        <w:rPr>
+          <w:lang w:val="ru-RU"/>
+        </w:rPr>
+      </w:pPr>
+      <w:r>
+        <w:rPr>
+          <w:b/>
+          <w:bCs/>
+          <w:lang w:val="ru-RU"/>
+        </w:rPr>
+        <w:t>Комната 3.</w:t>
+      </w:r>
+      <w:r>
+        <w:rPr>
+          <w:lang w:val="ru-RU"/>
+        </w:rPr>
+        <w:t xml:space="preserve"> В комнате есть противник. За ящерку его можно пройти скрытно, либо убить за рыцаря. Есть вентиляция в комнату 4.</w:t>
+      </w:r>
+    </w:p>
+    <w:p>
+      <w:pPr>
+        <w:rPr>
+          <w:lang w:val="ru-RU"/>
+        </w:rPr>
+      </w:pPr>
+      <w:r>
+        <w:rPr>
+          <w:b/>
+          <w:bCs/>
+          <w:lang w:val="ru-RU"/>
+        </w:rPr>
+        <w:lastRenderedPageBreak/>
+        <w:t xml:space="preserve">Комната 4. </w:t>
+      </w:r>
+      <w:r>
+        <w:rPr>
+          <w:lang w:val="ru-RU"/>
+        </w:rPr>
+        <w:t>Игроку необходимо заходить в комнату в обличии ящерицы, только через вентиляцию. В комнате также есть противник.</w:t>
+      </w:r>
+      <w:r>
+        <w:rPr>
+          <w:lang w:val="ru-RU"/>
+        </w:rPr>
+        <w:t xml:space="preserve"> </w:t>
+      </w:r>
+      <w:r>
+        <w:rPr>
+          <w:lang w:val="ru-RU"/>
+        </w:rPr>
+        <w:t xml:space="preserve"> Также есть рычаг, при активации которого на врага падают шипы, и он умирает.</w:t>
+      </w:r>
+    </w:p>
+    <w:p>
+      <w:pPr>
+        <w:pStyle w:val="Heading2"/>
+        <w:rPr>
+          <w:lang w:val="ru-RU"/>
+        </w:rPr>
+      </w:pPr>
+      <w:r>
+        <w:rPr>
+          <w:lang w:val="ru-RU"/>
+        </w:rPr>
+        <w:t>Уровень с комбо Рыцаря и Ящерки</w:t>
+      </w:r>
+    </w:p>
+    <w:p>
+      <w:pPr>
+        <w:rPr>
+          <w:lang w:val="ru-RU"/>
+        </w:rPr>
+      </w:pPr>
+      <w:r>
+        <w:rPr>
+          <w:b/>
+          <w:bCs/>
+          <w:lang w:val="ru-RU"/>
+        </w:rPr>
+        <w:t>Цель уровня</w:t>
+      </w:r>
+      <w:r>
+        <w:rPr>
+          <w:b/>
+          <w:bCs/>
+          <w:lang w:val="ru-RU"/>
+        </w:rPr>
+        <w:t>:</w:t>
+      </w:r>
+      <w:r>
+        <w:rPr>
+          <w:lang w:val="ru-RU"/>
+        </w:rPr>
+        <w:t xml:space="preserve"> испытание на умение применять и комбинировать Рыцаря и Ящерку.</w:t>
+      </w:r>
+    </w:p>
+    <w:p>
+      <w:pPr>
+        <w:jc w:val="center"/>
+      </w:pPr>
+      <w:r>
+        <w:rPr>
+          <w:noProof/>
+        </w:rPr>
+        <w:drawing>
+          <wp:inline distT="0" distB="0" distL="0" distR="0" wp14:anchorId="70350ABB" wp14:editId="10FCB52E">
+            <wp:extent cx="4190338" cy="2095385"/>
+            <wp:effectExtent l="0" t="0" r="1270" b="635"/>
+            <wp:docPr id="3" name="Picture 3"/>
+            <wp:cNvGraphicFramePr>
+              <a:graphicFrameLocks xmlns:a="http://schemas.openxmlformats.org/drawingml/2006/main" noChangeAspect="1"/>
+            </wp:cNvGraphicFramePr>
+            <a:graphic xmlns:a="http://schemas.openxmlformats.org/drawingml/2006/main">
+              <a:graphicData uri="http://schemas.openxmlformats.org/drawingml/2006/picture">
+                <pic:pic xmlns:pic="http://schemas.openxmlformats.org/drawingml/2006/picture">
+                  <pic:nvPicPr>
+                    <pic:cNvPr id="1" name=""/>
+                    <pic:cNvPicPr/>
+                  </pic:nvPicPr>
+                  <pic:blipFill>
+                    <a:blip r:embed="rId7"/>
+                    <a:stretch>
+                      <a:fillRect/>
+                    </a:stretch>
+                  </pic:blipFill>
+                  <pic:spPr>
+                    <a:xfrm>
+                      <a:off x="0" y="0"/>
                       <a:ext cx="4193624" cy="2097028"/>
                     </a:xfrm>
                     <a:prstGeom prst="rect">
@@ -1388,7 +1402,6 @@
           <w:bCs/>
           <w:lang w:val="ru-RU"/>
         </w:rPr>
-        <w:lastRenderedPageBreak/>
         <w:t>Комната 1</w:t>
       </w:r>
       <w:r>
@@ -1629,7 +1642,16 @@
         </w:rPr>
       </w:pPr>
       <w:r>
-        <w:t>E, F</w:t>
+        <w:t>E</w:t>
+      </w:r>
+      <w:r>
+        <w:rPr>
+          <w:lang w:val="ru-RU"/>
+        </w:rPr>
+        <w:t xml:space="preserve">, </w:t>
+      </w:r>
+      <w:r>
+        <w:t>F</w:t>
       </w:r>
       <w:r>
         <w:rPr>
@@ -1642,6 +1664,528 @@
           <w:lang w:val="ru-RU"/>
         </w:rPr>
         <w:t>– взаимодействие.</w:t>
+      </w:r>
+    </w:p>
+    <w:p>
+      <w:pPr>
+        <w:pStyle w:val="Heading1"/>
+        <w:rPr>
+          <w:lang w:val="ru-RU"/>
+        </w:rPr>
+      </w:pPr>
+      <w:r>
+        <w:rPr>
+          <w:lang w:val="ru-RU"/>
+        </w:rPr>
+        <w:lastRenderedPageBreak/>
+        <w:t>Звуки и музыка</w:t>
+      </w:r>
+    </w:p>
+    <w:p>
+      <w:pPr>
+        <w:pStyle w:val="Heading2"/>
+        <w:rPr>
+          <w:lang w:val="ru-RU"/>
+        </w:rPr>
+      </w:pPr>
+      <w:r>
+        <w:t>SFX</w:t>
+      </w:r>
+    </w:p>
+    <w:p>
+      <w:pPr>
+        <w:pStyle w:val="ListParagraph"/>
+        <w:numPr>
+          <w:ilvl w:val="0"/>
+          <w:numId w:val="9"/>
+        </w:numPr>
+        <w:rPr>
+          <w:lang w:val="ru-RU"/>
+        </w:rPr>
+      </w:pPr>
+      <w:r>
+        <w:rPr>
+          <w:lang w:val="ru-RU"/>
+        </w:rPr>
+        <w:t>Ш</w:t>
+      </w:r>
+      <w:r>
+        <w:rPr>
+          <w:lang w:val="ru-RU"/>
+        </w:rPr>
+        <w:t>аг</w:t>
+      </w:r>
+      <w:r>
+        <w:rPr>
+          <w:lang w:val="ru-RU"/>
+        </w:rPr>
+        <w:t>и</w:t>
+      </w:r>
+      <w:r>
+        <w:rPr>
+          <w:lang w:val="ru-RU"/>
+        </w:rPr>
+        <w:t xml:space="preserve"> Рыцаря</w:t>
+      </w:r>
+    </w:p>
+    <w:p>
+      <w:pPr>
+        <w:pStyle w:val="ListParagraph"/>
+        <w:numPr>
+          <w:ilvl w:val="0"/>
+          <w:numId w:val="9"/>
+        </w:numPr>
+        <w:rPr>
+          <w:lang w:val="ru-RU"/>
+        </w:rPr>
+      </w:pPr>
+      <w:r>
+        <w:rPr>
+          <w:lang w:val="ru-RU"/>
+        </w:rPr>
+        <w:t>Шаги</w:t>
+      </w:r>
+      <w:r>
+        <w:rPr>
+          <w:lang w:val="ru-RU"/>
+        </w:rPr>
+        <w:t xml:space="preserve"> Ящерицы</w:t>
+      </w:r>
+    </w:p>
+    <w:p>
+      <w:pPr>
+        <w:pStyle w:val="ListParagraph"/>
+        <w:numPr>
+          <w:ilvl w:val="0"/>
+          <w:numId w:val="9"/>
+        </w:numPr>
+        <w:rPr>
+          <w:lang w:val="ru-RU"/>
+        </w:rPr>
+      </w:pPr>
+      <w:r>
+        <w:rPr>
+          <w:lang w:val="ru-RU"/>
+        </w:rPr>
+        <w:t>Шаги</w:t>
+      </w:r>
+      <w:r>
+        <w:rPr>
+          <w:lang w:val="ru-RU"/>
+        </w:rPr>
+        <w:t xml:space="preserve"> Шрека</w:t>
+      </w:r>
+    </w:p>
+    <w:p>
+      <w:pPr>
+        <w:pStyle w:val="ListParagraph"/>
+        <w:numPr>
+          <w:ilvl w:val="0"/>
+          <w:numId w:val="9"/>
+        </w:numPr>
+        <w:rPr>
+          <w:lang w:val="ru-RU"/>
+        </w:rPr>
+      </w:pPr>
+      <w:r>
+        <w:rPr>
+          <w:lang w:val="ru-RU"/>
+        </w:rPr>
+        <w:t>Переключение рычага</w:t>
+      </w:r>
+    </w:p>
+    <w:p>
+      <w:pPr>
+        <w:pStyle w:val="ListParagraph"/>
+        <w:numPr>
+          <w:ilvl w:val="0"/>
+          <w:numId w:val="9"/>
+        </w:numPr>
+        <w:rPr>
+          <w:lang w:val="ru-RU"/>
+        </w:rPr>
+      </w:pPr>
+      <w:r>
+        <w:rPr>
+          <w:lang w:val="ru-RU"/>
+        </w:rPr>
+        <w:t>Разрушение коробки за Шрека</w:t>
+      </w:r>
+    </w:p>
+    <w:p>
+      <w:pPr>
+        <w:pStyle w:val="ListParagraph"/>
+        <w:numPr>
+          <w:ilvl w:val="0"/>
+          <w:numId w:val="9"/>
+        </w:numPr>
+        <w:rPr>
+          <w:lang w:val="ru-RU"/>
+        </w:rPr>
+      </w:pPr>
+      <w:r>
+        <w:rPr>
+          <w:lang w:val="ru-RU"/>
+        </w:rPr>
+        <w:t>Убийство Гоблина</w:t>
+      </w:r>
+    </w:p>
+    <w:p>
+      <w:pPr>
+        <w:pStyle w:val="ListParagraph"/>
+        <w:numPr>
+          <w:ilvl w:val="0"/>
+          <w:numId w:val="9"/>
+        </w:numPr>
+        <w:rPr>
+          <w:lang w:val="ru-RU"/>
+        </w:rPr>
+      </w:pPr>
+      <w:r>
+        <w:rPr>
+          <w:lang w:val="ru-RU"/>
+        </w:rPr>
+        <w:t>Урон по Гоблину</w:t>
+      </w:r>
+    </w:p>
+    <w:p>
+      <w:pPr>
+        <w:pStyle w:val="ListParagraph"/>
+        <w:numPr>
+          <w:ilvl w:val="0"/>
+          <w:numId w:val="9"/>
+        </w:numPr>
+        <w:rPr>
+          <w:lang w:val="ru-RU"/>
+        </w:rPr>
+      </w:pPr>
+      <w:r>
+        <w:rPr>
+          <w:lang w:val="ru-RU"/>
+        </w:rPr>
+        <w:t>Убийство Лучника</w:t>
+      </w:r>
+    </w:p>
+    <w:p>
+      <w:pPr>
+        <w:pStyle w:val="ListParagraph"/>
+        <w:numPr>
+          <w:ilvl w:val="0"/>
+          <w:numId w:val="9"/>
+        </w:numPr>
+        <w:rPr>
+          <w:lang w:val="ru-RU"/>
+        </w:rPr>
+      </w:pPr>
+      <w:r>
+        <w:rPr>
+          <w:lang w:val="ru-RU"/>
+        </w:rPr>
+        <w:t>Урон по Лучнику</w:t>
+      </w:r>
+    </w:p>
+    <w:p>
+      <w:pPr>
+        <w:pStyle w:val="ListParagraph"/>
+        <w:numPr>
+          <w:ilvl w:val="0"/>
+          <w:numId w:val="9"/>
+        </w:numPr>
+        <w:rPr>
+          <w:lang w:val="ru-RU"/>
+        </w:rPr>
+      </w:pPr>
+      <w:r>
+        <w:rPr>
+          <w:lang w:val="ru-RU"/>
+        </w:rPr>
+        <w:t>Убийство Манекена</w:t>
+      </w:r>
+    </w:p>
+    <w:p>
+      <w:pPr>
+        <w:pStyle w:val="ListParagraph"/>
+        <w:numPr>
+          <w:ilvl w:val="0"/>
+          <w:numId w:val="9"/>
+        </w:numPr>
+        <w:rPr>
+          <w:lang w:val="ru-RU"/>
+        </w:rPr>
+      </w:pPr>
+      <w:r>
+        <w:rPr>
+          <w:lang w:val="ru-RU"/>
+        </w:rPr>
+        <w:t>Урон по Манекену</w:t>
+      </w:r>
+    </w:p>
+    <w:p>
+      <w:pPr>
+        <w:pStyle w:val="ListParagraph"/>
+        <w:numPr>
+          <w:ilvl w:val="0"/>
+          <w:numId w:val="9"/>
+        </w:numPr>
+        <w:rPr>
+          <w:lang w:val="ru-RU"/>
+        </w:rPr>
+      </w:pPr>
+      <w:r>
+        <w:rPr>
+          <w:lang w:val="ru-RU"/>
+        </w:rPr>
+        <w:t xml:space="preserve">Открытие </w:t>
+      </w:r>
+      <w:r>
+        <w:rPr>
+          <w:lang w:val="ru-RU"/>
+        </w:rPr>
+        <w:t xml:space="preserve">деревянной </w:t>
+      </w:r>
+      <w:r>
+        <w:rPr>
+          <w:lang w:val="ru-RU"/>
+        </w:rPr>
+        <w:t>двери</w:t>
+      </w:r>
+    </w:p>
+    <w:p>
+      <w:pPr>
+        <w:pStyle w:val="ListParagraph"/>
+        <w:numPr>
+          <w:ilvl w:val="0"/>
+          <w:numId w:val="9"/>
+        </w:numPr>
+        <w:rPr>
+          <w:lang w:val="ru-RU"/>
+        </w:rPr>
+      </w:pPr>
+      <w:r>
+        <w:rPr>
+          <w:lang w:val="ru-RU"/>
+        </w:rPr>
+        <w:t xml:space="preserve">Закрытие </w:t>
+      </w:r>
+      <w:r>
+        <w:rPr>
+          <w:lang w:val="ru-RU"/>
+        </w:rPr>
+        <w:t xml:space="preserve">деревянной </w:t>
+      </w:r>
+      <w:r>
+        <w:rPr>
+          <w:lang w:val="ru-RU"/>
+        </w:rPr>
+        <w:t>двери</w:t>
+      </w:r>
+    </w:p>
+    <w:p>
+      <w:pPr>
+        <w:pStyle w:val="ListParagraph"/>
+        <w:numPr>
+          <w:ilvl w:val="0"/>
+          <w:numId w:val="9"/>
+        </w:numPr>
+        <w:rPr>
+          <w:lang w:val="ru-RU"/>
+        </w:rPr>
+      </w:pPr>
+      <w:r>
+        <w:rPr>
+          <w:lang w:val="ru-RU"/>
+        </w:rPr>
+        <w:t xml:space="preserve">Открытие </w:t>
+      </w:r>
+      <w:r>
+        <w:rPr>
+          <w:lang w:val="ru-RU"/>
+        </w:rPr>
+        <w:t xml:space="preserve">металлической </w:t>
+      </w:r>
+      <w:r>
+        <w:rPr>
+          <w:lang w:val="ru-RU"/>
+        </w:rPr>
+        <w:t>решётки</w:t>
+      </w:r>
+    </w:p>
+    <w:p>
+      <w:pPr>
+        <w:pStyle w:val="ListParagraph"/>
+        <w:numPr>
+          <w:ilvl w:val="0"/>
+          <w:numId w:val="9"/>
+        </w:numPr>
+        <w:rPr>
+          <w:lang w:val="ru-RU"/>
+        </w:rPr>
+      </w:pPr>
+      <w:r>
+        <w:rPr>
+          <w:lang w:val="ru-RU"/>
+        </w:rPr>
+        <w:t xml:space="preserve">Закрытие </w:t>
+      </w:r>
+      <w:r>
+        <w:rPr>
+          <w:lang w:val="ru-RU"/>
+        </w:rPr>
+        <w:t xml:space="preserve">металлической </w:t>
+      </w:r>
+      <w:r>
+        <w:rPr>
+          <w:lang w:val="ru-RU"/>
+        </w:rPr>
+        <w:t>решётки</w:t>
+      </w:r>
+    </w:p>
+    <w:p>
+      <w:pPr>
+        <w:pStyle w:val="ListParagraph"/>
+        <w:numPr>
+          <w:ilvl w:val="0"/>
+          <w:numId w:val="9"/>
+        </w:numPr>
+        <w:rPr>
+          <w:lang w:val="ru-RU"/>
+        </w:rPr>
+      </w:pPr>
+      <w:r>
+        <w:rPr>
+          <w:lang w:val="ru-RU"/>
+        </w:rPr>
+        <w:t>Махание</w:t>
+      </w:r>
+      <w:r>
+        <w:rPr>
+          <w:lang w:val="ru-RU"/>
+        </w:rPr>
+        <w:t xml:space="preserve"> мечом</w:t>
+      </w:r>
+      <w:r>
+        <w:rPr>
+          <w:lang w:val="ru-RU"/>
+        </w:rPr>
+        <w:t xml:space="preserve"> за Рыцаря</w:t>
+      </w:r>
+    </w:p>
+    <w:p>
+      <w:pPr>
+        <w:pStyle w:val="ListParagraph"/>
+        <w:numPr>
+          <w:ilvl w:val="0"/>
+          <w:numId w:val="9"/>
+        </w:numPr>
+        <w:rPr>
+          <w:lang w:val="ru-RU"/>
+        </w:rPr>
+      </w:pPr>
+      <w:r>
+        <w:rPr>
+          <w:lang w:val="ru-RU"/>
+        </w:rPr>
+        <w:t xml:space="preserve">Атака </w:t>
+      </w:r>
+      <w:r>
+        <w:rPr>
+          <w:lang w:val="ru-RU"/>
+        </w:rPr>
+        <w:t xml:space="preserve">за </w:t>
+      </w:r>
+      <w:r>
+        <w:rPr>
+          <w:lang w:val="ru-RU"/>
+        </w:rPr>
+        <w:t>Шрек</w:t>
+      </w:r>
+      <w:r>
+        <w:rPr>
+          <w:lang w:val="ru-RU"/>
+        </w:rPr>
+        <w:t>а</w:t>
+      </w:r>
+    </w:p>
+    <w:p>
+      <w:pPr>
+        <w:pStyle w:val="Heading2"/>
+      </w:pPr>
+      <w:r>
+        <w:t>UI</w:t>
+      </w:r>
+    </w:p>
+    <w:p>
+      <w:pPr>
+        <w:pStyle w:val="ListParagraph"/>
+        <w:numPr>
+          <w:ilvl w:val="0"/>
+          <w:numId w:val="10"/>
+        </w:numPr>
+        <w:rPr>
+          <w:lang w:val="ru-RU"/>
+        </w:rPr>
+      </w:pPr>
+      <w:r>
+        <w:rPr>
+          <w:lang w:val="ru-RU"/>
+        </w:rPr>
+        <w:t>Нажатие кнопки</w:t>
+      </w:r>
+    </w:p>
+    <w:p>
+      <w:pPr>
+        <w:pStyle w:val="Heading2"/>
+        <w:rPr>
+          <w:lang w:val="ru-RU"/>
+        </w:rPr>
+      </w:pPr>
+      <w:r>
+        <w:rPr>
+          <w:lang w:val="ru-RU"/>
+        </w:rPr>
+        <w:t>Музыка</w:t>
+      </w:r>
+    </w:p>
+    <w:p>
+      <w:pPr>
+        <w:pStyle w:val="ListParagraph"/>
+        <w:numPr>
+          <w:ilvl w:val="0"/>
+          <w:numId w:val="10"/>
+        </w:numPr>
+        <w:rPr>
+          <w:lang w:val="ru-RU"/>
+        </w:rPr>
+      </w:pPr>
+      <w:r>
+        <w:rPr>
+          <w:lang w:val="ru-RU"/>
+        </w:rPr>
+        <w:t>Амби</w:t>
+      </w:r>
+      <w:r>
+        <w:rPr>
+          <w:lang w:val="ru-RU"/>
+        </w:rPr>
+        <w:t>ент в подземелье</w:t>
+      </w:r>
+    </w:p>
+    <w:p>
+      <w:pPr>
+        <w:pStyle w:val="ListParagraph"/>
+        <w:numPr>
+          <w:ilvl w:val="0"/>
+          <w:numId w:val="10"/>
+        </w:numPr>
+        <w:rPr>
+          <w:lang w:val="ru-RU"/>
+        </w:rPr>
+      </w:pPr>
+      <w:r>
+        <w:rPr>
+          <w:lang w:val="ru-RU"/>
+        </w:rPr>
+        <w:t>Заглавная тема</w:t>
       </w:r>
     </w:p>
     <w:sectPr>
@@ -2436,6 +2980,232 @@
     </w:lvl>
   </w:abstractNum>
   <w:abstractNum w:abstractNumId="7" w15:restartNumberingAfterBreak="0">
+    <w:nsid w:val="36180495"/>
+    <w:multiLevelType w:val="hybridMultilevel"/>
+    <w:tmpl w:val="13365BFE"/>
+    <w:lvl w:ilvl="0" w:tplc="04090001">
+      <w:start w:val="1"/>
+      <w:numFmt w:val="bullet"/>
+      <w:lvlText w:val=""/>
+      <w:lvlJc w:val="left"/>
+      <w:pPr>
+        <w:ind w:left="1440" w:hanging="360"/>
+      </w:pPr>
+      <w:rPr>
+        <w:rFonts w:ascii="Symbol" w:hAnsi="Symbol" w:hint="default"/>
+      </w:rPr>
+    </w:lvl>
+    <w:lvl w:ilvl="1" w:tplc="04090003" w:tentative="1">
+      <w:start w:val="1"/>
+      <w:numFmt w:val="bullet"/>
+      <w:lvlText w:val="o"/>
+      <w:lvlJc w:val="left"/>
+      <w:pPr>
+        <w:ind w:left="2160" w:hanging="360"/>
+      </w:pPr>
+      <w:rPr>
+        <w:rFonts w:ascii="Courier New" w:hAnsi="Courier New" w:cs="Courier New" w:hint="default"/>
+      </w:rPr>
+    </w:lvl>
+    <w:lvl w:ilvl="2" w:tplc="04090005" w:tentative="1">
+      <w:start w:val="1"/>
+      <w:numFmt w:val="bullet"/>
+      <w:lvlText w:val=""/>
+      <w:lvlJc w:val="left"/>
+      <w:pPr>
+        <w:ind w:left="2880" w:hanging="360"/>
+      </w:pPr>
+      <w:rPr>
+        <w:rFonts w:ascii="Wingdings" w:hAnsi="Wingdings" w:hint="default"/>
+      </w:rPr>
+    </w:lvl>
+    <w:lvl w:ilvl="3" w:tplc="04090001" w:tentative="1">
+      <w:start w:val="1"/>
+      <w:numFmt w:val="bullet"/>
+      <w:lvlText w:val=""/>
+      <w:lvlJc w:val="left"/>
+      <w:pPr>
+        <w:ind w:left="3600" w:hanging="360"/>
+      </w:pPr>
+      <w:rPr>
+        <w:rFonts w:ascii="Symbol" w:hAnsi="Symbol" w:hint="default"/>
+      </w:rPr>
+    </w:lvl>
+    <w:lvl w:ilvl="4" w:tplc="04090003" w:tentative="1">
+      <w:start w:val="1"/>
+      <w:numFmt w:val="bullet"/>
+      <w:lvlText w:val="o"/>
+      <w:lvlJc w:val="left"/>
+      <w:pPr>
+        <w:ind w:left="4320" w:hanging="360"/>
+      </w:pPr>
+      <w:rPr>
+        <w:rFonts w:ascii="Courier New" w:hAnsi="Courier New" w:cs="Courier New" w:hint="default"/>
+      </w:rPr>
+    </w:lvl>
+    <w:lvl w:ilvl="5" w:tplc="04090005" w:tentative="1">
+      <w:start w:val="1"/>
+      <w:numFmt w:val="bullet"/>
+      <w:lvlText w:val=""/>
+      <w:lvlJc w:val="left"/>
+      <w:pPr>
+        <w:ind w:left="5040" w:hanging="360"/>
+      </w:pPr>
+      <w:rPr>
+        <w:rFonts w:ascii="Wingdings" w:hAnsi="Wingdings" w:hint="default"/>
+      </w:rPr>
+    </w:lvl>
+    <w:lvl w:ilvl="6" w:tplc="04090001" w:tentative="1">
+      <w:start w:val="1"/>
+      <w:numFmt w:val="bullet"/>
+      <w:lvlText w:val=""/>
+      <w:lvlJc w:val="left"/>
+      <w:pPr>
+        <w:ind w:left="5760" w:hanging="360"/>
+      </w:pPr>
+      <w:rPr>
+        <w:rFonts w:ascii="Symbol" w:hAnsi="Symbol" w:hint="default"/>
+      </w:rPr>
+    </w:lvl>
+    <w:lvl w:ilvl="7" w:tplc="04090003" w:tentative="1">
+      <w:start w:val="1"/>
+      <w:numFmt w:val="bullet"/>
+      <w:lvlText w:val="o"/>
+      <w:lvlJc w:val="left"/>
+      <w:pPr>
+        <w:ind w:left="6480" w:hanging="360"/>
+      </w:pPr>
+      <w:rPr>
+        <w:rFonts w:ascii="Courier New" w:hAnsi="Courier New" w:cs="Courier New" w:hint="default"/>
+      </w:rPr>
+    </w:lvl>
+    <w:lvl w:ilvl="8" w:tplc="04090005" w:tentative="1">
+      <w:start w:val="1"/>
+      <w:numFmt w:val="bullet"/>
+      <w:lvlText w:val=""/>
+      <w:lvlJc w:val="left"/>
+      <w:pPr>
+        <w:ind w:left="7200" w:hanging="360"/>
+      </w:pPr>
+      <w:rPr>
+        <w:rFonts w:ascii="Wingdings" w:hAnsi="Wingdings" w:hint="default"/>
+      </w:rPr>
+    </w:lvl>
+  </w:abstractNum>
+  <w:abstractNum w:abstractNumId="8" w15:restartNumberingAfterBreak="0">
+    <w:nsid w:val="3D272EBD"/>
+    <w:multiLevelType w:val="hybridMultilevel"/>
+    <w:tmpl w:val="B9D81E52"/>
+    <w:lvl w:ilvl="0" w:tplc="04090001">
+      <w:start w:val="1"/>
+      <w:numFmt w:val="bullet"/>
+      <w:lvlText w:val=""/>
+      <w:lvlJc w:val="left"/>
+      <w:pPr>
+        <w:ind w:left="1440" w:hanging="360"/>
+      </w:pPr>
+      <w:rPr>
+        <w:rFonts w:ascii="Symbol" w:hAnsi="Symbol" w:hint="default"/>
+      </w:rPr>
+    </w:lvl>
+    <w:lvl w:ilvl="1" w:tplc="04090003" w:tentative="1">
+      <w:start w:val="1"/>
+      <w:numFmt w:val="bullet"/>
+      <w:lvlText w:val="o"/>
+      <w:lvlJc w:val="left"/>
+      <w:pPr>
+        <w:ind w:left="2160" w:hanging="360"/>
+      </w:pPr>
+      <w:rPr>
+        <w:rFonts w:ascii="Courier New" w:hAnsi="Courier New" w:cs="Courier New" w:hint="default"/>
+      </w:rPr>
+    </w:lvl>
+    <w:lvl w:ilvl="2" w:tplc="04090005" w:tentative="1">
+      <w:start w:val="1"/>
+      <w:numFmt w:val="bullet"/>
+      <w:lvlText w:val=""/>
+      <w:lvlJc w:val="left"/>
+      <w:pPr>
+        <w:ind w:left="2880" w:hanging="360"/>
+      </w:pPr>
+      <w:rPr>
+        <w:rFonts w:ascii="Wingdings" w:hAnsi="Wingdings" w:hint="default"/>
+      </w:rPr>
+    </w:lvl>
+    <w:lvl w:ilvl="3" w:tplc="04090001" w:tentative="1">
+      <w:start w:val="1"/>
+      <w:numFmt w:val="bullet"/>
+      <w:lvlText w:val=""/>
+      <w:lvlJc w:val="left"/>
+      <w:pPr>
+        <w:ind w:left="3600" w:hanging="360"/>
+      </w:pPr>
+      <w:rPr>
+        <w:rFonts w:ascii="Symbol" w:hAnsi="Symbol" w:hint="default"/>
+      </w:rPr>
+    </w:lvl>
+    <w:lvl w:ilvl="4" w:tplc="04090003" w:tentative="1">
+      <w:start w:val="1"/>
+      <w:numFmt w:val="bullet"/>
+      <w:lvlText w:val="o"/>
+      <w:lvlJc w:val="left"/>
+      <w:pPr>
+        <w:ind w:left="4320" w:hanging="360"/>
+      </w:pPr>
+      <w:rPr>
+        <w:rFonts w:ascii="Courier New" w:hAnsi="Courier New" w:cs="Courier New" w:hint="default"/>
+      </w:rPr>
+    </w:lvl>
+    <w:lvl w:ilvl="5" w:tplc="04090005" w:tentative="1">
+      <w:start w:val="1"/>
+      <w:numFmt w:val="bullet"/>
+      <w:lvlText w:val=""/>
+      <w:lvlJc w:val="left"/>
+      <w:pPr>
+        <w:ind w:left="5040" w:hanging="360"/>
+      </w:pPr>
+      <w:rPr>
+        <w:rFonts w:ascii="Wingdings" w:hAnsi="Wingdings" w:hint="default"/>
+      </w:rPr>
+    </w:lvl>
+    <w:lvl w:ilvl="6" w:tplc="04090001" w:tentative="1">
+      <w:start w:val="1"/>
+      <w:numFmt w:val="bullet"/>
+      <w:lvlText w:val=""/>
+      <w:lvlJc w:val="left"/>
+      <w:pPr>
+        <w:ind w:left="5760" w:hanging="360"/>
+      </w:pPr>
+      <w:rPr>
+        <w:rFonts w:ascii="Symbol" w:hAnsi="Symbol" w:hint="default"/>
+      </w:rPr>
+    </w:lvl>
+    <w:lvl w:ilvl="7" w:tplc="04090003" w:tentative="1">
+      <w:start w:val="1"/>
+      <w:numFmt w:val="bullet"/>
+      <w:lvlText w:val="o"/>
+      <w:lvlJc w:val="left"/>
+      <w:pPr>
+        <w:ind w:left="6480" w:hanging="360"/>
+      </w:pPr>
+      <w:rPr>
+        <w:rFonts w:ascii="Courier New" w:hAnsi="Courier New" w:cs="Courier New" w:hint="default"/>
+      </w:rPr>
+    </w:lvl>
+    <w:lvl w:ilvl="8" w:tplc="04090005" w:tentative="1">
+      <w:start w:val="1"/>
+      <w:numFmt w:val="bullet"/>
+      <w:lvlText w:val=""/>
+      <w:lvlJc w:val="left"/>
+      <w:pPr>
+        <w:ind w:left="7200" w:hanging="360"/>
+      </w:pPr>
+      <w:rPr>
+        <w:rFonts w:ascii="Wingdings" w:hAnsi="Wingdings" w:hint="default"/>
+      </w:rPr>
+    </w:lvl>
+  </w:abstractNum>
+  <w:abstractNum w:abstractNumId="9" w15:restartNumberingAfterBreak="0">
     <w:nsid w:val="66385113"/>
     <w:multiLevelType w:val="hybridMultilevel"/>
     <w:tmpl w:val="28D85C0A"/>
@@ -2570,7 +3340,13 @@
     <w:abstractNumId w:val="5"/>
   </w:num>
   <w:num w:numId="8" w16cid:durableId="2048025415">
+    <w:abstractNumId w:val="9"/>
+  </w:num>
+  <w:num w:numId="9" w16cid:durableId="2146852234">
     <w:abstractNumId w:val="7"/>
+  </w:num>
+  <w:num w:numId="10" w16cid:durableId="369885325">
+    <w:abstractNumId w:val="8"/>
   </w:num>
 </w:numbering>
 </file>
@@ -3191,7 +3967,6 @@
   <w:style w:type="character" w:default="1" w:styleId="DefaultParagraphFont">
     <w:name w:val="Default Paragraph Font"/>
     <w:uiPriority w:val="1"/>
-    <w:semiHidden/>
     <w:unhideWhenUsed/>
   </w:style>
   <w:style w:type="table" w:default="1" w:styleId="TableNormal">

--- a/Трое погрязли в дерьме.docx
+++ b/Трое погрязли в дерьме.docx
@@ -162,7 +162,21 @@
         <w:rPr>
           <w:lang w:val="ru-RU"/>
         </w:rPr>
-        <w:t>У игрока 10 хп.</w:t>
+        <w:t xml:space="preserve">У игрока 10 </w:t>
+      </w:r>
+      <w:proofErr w:type="spellStart"/>
+      <w:r>
+        <w:rPr>
+          <w:lang w:val="ru-RU"/>
+        </w:rPr>
+        <w:t>хп</w:t>
+      </w:r>
+      <w:proofErr w:type="spellEnd"/>
+      <w:r>
+        <w:rPr>
+          <w:lang w:val="ru-RU"/>
+        </w:rPr>
+        <w:t>.</w:t>
       </w:r>
     </w:p>
     <w:p>
@@ -243,7 +257,21 @@
         <w:rPr>
           <w:lang w:val="ru-RU"/>
         </w:rPr>
-        <w:t>Средний урон, среднее хп и средняя громкость.</w:t>
+        <w:t xml:space="preserve">Средний урон, среднее </w:t>
+      </w:r>
+      <w:proofErr w:type="spellStart"/>
+      <w:r>
+        <w:rPr>
+          <w:lang w:val="ru-RU"/>
+        </w:rPr>
+        <w:t>хп</w:t>
+      </w:r>
+      <w:proofErr w:type="spellEnd"/>
+      <w:r>
+        <w:rPr>
+          <w:lang w:val="ru-RU"/>
+        </w:rPr>
+        <w:t xml:space="preserve"> и средняя громкость.</w:t>
       </w:r>
     </w:p>
     <w:p>
@@ -323,7 +351,21 @@
         <w:rPr>
           <w:lang w:val="ru-RU"/>
         </w:rPr>
-        <w:t>Малое хп, атаки нет. Тихая.</w:t>
+        <w:t xml:space="preserve">Малое </w:t>
+      </w:r>
+      <w:proofErr w:type="spellStart"/>
+      <w:r>
+        <w:rPr>
+          <w:lang w:val="ru-RU"/>
+        </w:rPr>
+        <w:t>хп</w:t>
+      </w:r>
+      <w:proofErr w:type="spellEnd"/>
+      <w:r>
+        <w:rPr>
+          <w:lang w:val="ru-RU"/>
+        </w:rPr>
+        <w:t>, атаки нет. Тихая.</w:t>
       </w:r>
     </w:p>
     <w:p>
@@ -425,8 +467,16 @@
         <w:rPr>
           <w:lang w:val="ru-RU"/>
         </w:rPr>
-        <w:t>Большой урон и большой хп</w:t>
-      </w:r>
+        <w:t xml:space="preserve">Большой урон и большой </w:t>
+      </w:r>
+      <w:proofErr w:type="spellStart"/>
+      <w:r>
+        <w:rPr>
+          <w:lang w:val="ru-RU"/>
+        </w:rPr>
+        <w:t>хп</w:t>
+      </w:r>
+      <w:proofErr w:type="spellEnd"/>
       <w:r>
         <w:rPr>
           <w:lang w:val="ru-RU"/>
@@ -492,11 +542,19 @@
         </w:rPr>
         <w:t xml:space="preserve"> </w:t>
       </w:r>
-      <w:r>
-        <w:rPr>
-          <w:lang w:val="ru-RU"/>
-        </w:rPr>
-        <w:t>хп, стоит на месте.</w:t>
+      <w:proofErr w:type="spellStart"/>
+      <w:r>
+        <w:rPr>
+          <w:lang w:val="ru-RU"/>
+        </w:rPr>
+        <w:t>хп</w:t>
+      </w:r>
+      <w:proofErr w:type="spellEnd"/>
+      <w:r>
+        <w:rPr>
+          <w:lang w:val="ru-RU"/>
+        </w:rPr>
+        <w:t>, стоит на месте.</w:t>
       </w:r>
     </w:p>
     <w:p>
@@ -547,7 +605,21 @@
         <w:rPr>
           <w:lang w:val="ru-RU"/>
         </w:rPr>
-        <w:t xml:space="preserve"> хп, среднюю скорость передвижения</w:t>
+        <w:t xml:space="preserve"> </w:t>
+      </w:r>
+      <w:proofErr w:type="spellStart"/>
+      <w:r>
+        <w:rPr>
+          <w:lang w:val="ru-RU"/>
+        </w:rPr>
+        <w:t>хп</w:t>
+      </w:r>
+      <w:proofErr w:type="spellEnd"/>
+      <w:r>
+        <w:rPr>
+          <w:lang w:val="ru-RU"/>
+        </w:rPr>
+        <w:t>, среднюю скорость передвижения</w:t>
       </w:r>
       <w:r>
         <w:rPr>
@@ -604,7 +676,21 @@
         <w:rPr>
           <w:lang w:val="ru-RU"/>
         </w:rPr>
-        <w:t xml:space="preserve"> хп, быструю скорость передвижения, </w:t>
+        <w:t xml:space="preserve"> </w:t>
+      </w:r>
+      <w:proofErr w:type="spellStart"/>
+      <w:r>
+        <w:rPr>
+          <w:lang w:val="ru-RU"/>
+        </w:rPr>
+        <w:t>хп</w:t>
+      </w:r>
+      <w:proofErr w:type="spellEnd"/>
+      <w:r>
+        <w:rPr>
+          <w:lang w:val="ru-RU"/>
+        </w:rPr>
+        <w:t xml:space="preserve">, быструю скорость передвижения, </w:t>
       </w:r>
       <w:r>
         <w:rPr>
@@ -677,6 +763,26 @@
         </w:rPr>
         <w:t>Можно сломать, играя за Шрека.</w:t>
       </w:r>
+      <w:r>
+        <w:rPr>
+          <w:lang w:val="ru-RU"/>
+        </w:rPr>
+        <w:t xml:space="preserve"> Из него выпадает лавандовый раф, который восстанавливает </w:t>
+      </w:r>
+      <w:proofErr w:type="spellStart"/>
+      <w:r>
+        <w:rPr>
+          <w:lang w:val="ru-RU"/>
+        </w:rPr>
+        <w:t>хп</w:t>
+      </w:r>
+      <w:proofErr w:type="spellEnd"/>
+      <w:r>
+        <w:rPr>
+          <w:lang w:val="ru-RU"/>
+        </w:rPr>
+        <w:t xml:space="preserve"> полностью.</w:t>
+      </w:r>
     </w:p>
     <w:p>
       <w:pPr>
@@ -731,11 +837,19 @@
           <w:lang w:val="ru-RU"/>
         </w:rPr>
       </w:pPr>
-      <w:r>
-        <w:rPr>
-          <w:lang w:val="ru-RU"/>
-        </w:rPr>
-        <w:t>Хилит игрока.</w:t>
+      <w:proofErr w:type="spellStart"/>
+      <w:r>
+        <w:rPr>
+          <w:lang w:val="ru-RU"/>
+        </w:rPr>
+        <w:t>Хилит</w:t>
+      </w:r>
+      <w:proofErr w:type="spellEnd"/>
+      <w:r>
+        <w:rPr>
+          <w:lang w:val="ru-RU"/>
+        </w:rPr>
+        <w:t xml:space="preserve"> игрока.</w:t>
       </w:r>
     </w:p>
     <w:p>
@@ -1700,29 +1814,39 @@
           <w:numId w:val="9"/>
         </w:numPr>
         <w:rPr>
-          <w:lang w:val="ru-RU"/>
-        </w:rPr>
-      </w:pPr>
-      <w:r>
-        <w:rPr>
+          <w:b/>
+          <w:bCs/>
+          <w:lang w:val="ru-RU"/>
+        </w:rPr>
+      </w:pPr>
+      <w:r>
+        <w:rPr>
+          <w:b/>
+          <w:bCs/>
           <w:lang w:val="ru-RU"/>
         </w:rPr>
         <w:t>Ш</w:t>
       </w:r>
       <w:r>
         <w:rPr>
+          <w:b/>
+          <w:bCs/>
           <w:lang w:val="ru-RU"/>
         </w:rPr>
         <w:t>аг</w:t>
       </w:r>
       <w:r>
         <w:rPr>
+          <w:b/>
+          <w:bCs/>
           <w:lang w:val="ru-RU"/>
         </w:rPr>
         <w:t>и</w:t>
       </w:r>
       <w:r>
         <w:rPr>
+          <w:b/>
+          <w:bCs/>
           <w:lang w:val="ru-RU"/>
         </w:rPr>
         <w:t xml:space="preserve"> Рыцаря</w:t>
@@ -1736,17 +1860,23 @@
           <w:numId w:val="9"/>
         </w:numPr>
         <w:rPr>
-          <w:lang w:val="ru-RU"/>
-        </w:rPr>
-      </w:pPr>
-      <w:r>
-        <w:rPr>
+          <w:b/>
+          <w:bCs/>
+          <w:lang w:val="ru-RU"/>
+        </w:rPr>
+      </w:pPr>
+      <w:r>
+        <w:rPr>
+          <w:b/>
+          <w:bCs/>
           <w:lang w:val="ru-RU"/>
         </w:rPr>
         <w:t>Шаги</w:t>
       </w:r>
       <w:r>
         <w:rPr>
+          <w:b/>
+          <w:bCs/>
           <w:lang w:val="ru-RU"/>
         </w:rPr>
         <w:t xml:space="preserve"> Ящерицы</w:t>
@@ -1760,17 +1890,23 @@
           <w:numId w:val="9"/>
         </w:numPr>
         <w:rPr>
-          <w:lang w:val="ru-RU"/>
-        </w:rPr>
-      </w:pPr>
-      <w:r>
-        <w:rPr>
+          <w:b/>
+          <w:bCs/>
+          <w:lang w:val="ru-RU"/>
+        </w:rPr>
+      </w:pPr>
+      <w:r>
+        <w:rPr>
+          <w:b/>
+          <w:bCs/>
           <w:lang w:val="ru-RU"/>
         </w:rPr>
         <w:t>Шаги</w:t>
       </w:r>
       <w:r>
         <w:rPr>
+          <w:b/>
+          <w:bCs/>
           <w:lang w:val="ru-RU"/>
         </w:rPr>
         <w:t xml:space="preserve"> Шрека</w:t>
@@ -1784,11 +1920,15 @@
           <w:numId w:val="9"/>
         </w:numPr>
         <w:rPr>
-          <w:lang w:val="ru-RU"/>
-        </w:rPr>
-      </w:pPr>
-      <w:r>
-        <w:rPr>
+          <w:b/>
+          <w:bCs/>
+          <w:lang w:val="ru-RU"/>
+        </w:rPr>
+      </w:pPr>
+      <w:r>
+        <w:rPr>
+          <w:b/>
+          <w:bCs/>
           <w:lang w:val="ru-RU"/>
         </w:rPr>
         <w:t>Переключение рычага</w:t>
@@ -1802,11 +1942,15 @@
           <w:numId w:val="9"/>
         </w:numPr>
         <w:rPr>
-          <w:lang w:val="ru-RU"/>
-        </w:rPr>
-      </w:pPr>
-      <w:r>
-        <w:rPr>
+          <w:b/>
+          <w:bCs/>
+          <w:lang w:val="ru-RU"/>
+        </w:rPr>
+      </w:pPr>
+      <w:r>
+        <w:rPr>
+          <w:b/>
+          <w:bCs/>
           <w:lang w:val="ru-RU"/>
         </w:rPr>
         <w:t>Разрушение коробки за Шрека</w:t>
@@ -1820,11 +1964,15 @@
           <w:numId w:val="9"/>
         </w:numPr>
         <w:rPr>
-          <w:lang w:val="ru-RU"/>
-        </w:rPr>
-      </w:pPr>
-      <w:r>
-        <w:rPr>
+          <w:b/>
+          <w:bCs/>
+          <w:lang w:val="ru-RU"/>
+        </w:rPr>
+      </w:pPr>
+      <w:r>
+        <w:rPr>
+          <w:b/>
+          <w:bCs/>
           <w:lang w:val="ru-RU"/>
         </w:rPr>
         <w:t>Убийство Гоблина</w:t>
@@ -1838,11 +1986,15 @@
           <w:numId w:val="9"/>
         </w:numPr>
         <w:rPr>
-          <w:lang w:val="ru-RU"/>
-        </w:rPr>
-      </w:pPr>
-      <w:r>
-        <w:rPr>
+          <w:b/>
+          <w:bCs/>
+          <w:lang w:val="ru-RU"/>
+        </w:rPr>
+      </w:pPr>
+      <w:r>
+        <w:rPr>
+          <w:b/>
+          <w:bCs/>
           <w:lang w:val="ru-RU"/>
         </w:rPr>
         <w:t>Урон по Гоблину</w:t>
@@ -1856,11 +2008,15 @@
           <w:numId w:val="9"/>
         </w:numPr>
         <w:rPr>
-          <w:lang w:val="ru-RU"/>
-        </w:rPr>
-      </w:pPr>
-      <w:r>
-        <w:rPr>
+          <w:b/>
+          <w:bCs/>
+          <w:lang w:val="ru-RU"/>
+        </w:rPr>
+      </w:pPr>
+      <w:r>
+        <w:rPr>
+          <w:b/>
+          <w:bCs/>
           <w:lang w:val="ru-RU"/>
         </w:rPr>
         <w:t>Убийство Лучника</w:t>
@@ -1874,11 +2030,15 @@
           <w:numId w:val="9"/>
         </w:numPr>
         <w:rPr>
-          <w:lang w:val="ru-RU"/>
-        </w:rPr>
-      </w:pPr>
-      <w:r>
-        <w:rPr>
+          <w:b/>
+          <w:bCs/>
+          <w:lang w:val="ru-RU"/>
+        </w:rPr>
+      </w:pPr>
+      <w:r>
+        <w:rPr>
+          <w:b/>
+          <w:bCs/>
           <w:lang w:val="ru-RU"/>
         </w:rPr>
         <w:t>Урон по Лучнику</w:t>
@@ -1892,14 +2052,34 @@
           <w:numId w:val="9"/>
         </w:numPr>
         <w:rPr>
-          <w:lang w:val="ru-RU"/>
-        </w:rPr>
-      </w:pPr>
-      <w:r>
-        <w:rPr>
-          <w:lang w:val="ru-RU"/>
-        </w:rPr>
-        <w:t>Убийство Манекена</w:t>
+          <w:b/>
+          <w:bCs/>
+          <w:lang w:val="ru-RU"/>
+        </w:rPr>
+      </w:pPr>
+      <w:r>
+        <w:rPr>
+          <w:b/>
+          <w:bCs/>
+          <w:lang w:val="ru-RU"/>
+        </w:rPr>
+        <w:t xml:space="preserve">Открытие </w:t>
+      </w:r>
+      <w:r>
+        <w:rPr>
+          <w:b/>
+          <w:bCs/>
+          <w:lang w:val="ru-RU"/>
+        </w:rPr>
+        <w:t xml:space="preserve">деревянной </w:t>
+      </w:r>
+      <w:r>
+        <w:rPr>
+          <w:b/>
+          <w:bCs/>
+          <w:lang w:val="ru-RU"/>
+        </w:rPr>
+        <w:t>двери</w:t>
       </w:r>
     </w:p>
     <w:p>
@@ -1910,14 +2090,34 @@
           <w:numId w:val="9"/>
         </w:numPr>
         <w:rPr>
-          <w:lang w:val="ru-RU"/>
-        </w:rPr>
-      </w:pPr>
-      <w:r>
-        <w:rPr>
-          <w:lang w:val="ru-RU"/>
-        </w:rPr>
-        <w:t>Урон по Манекену</w:t>
+          <w:b/>
+          <w:bCs/>
+          <w:lang w:val="ru-RU"/>
+        </w:rPr>
+      </w:pPr>
+      <w:r>
+        <w:rPr>
+          <w:b/>
+          <w:bCs/>
+          <w:lang w:val="ru-RU"/>
+        </w:rPr>
+        <w:t xml:space="preserve">Закрытие </w:t>
+      </w:r>
+      <w:r>
+        <w:rPr>
+          <w:b/>
+          <w:bCs/>
+          <w:lang w:val="ru-RU"/>
+        </w:rPr>
+        <w:t xml:space="preserve">деревянной </w:t>
+      </w:r>
+      <w:r>
+        <w:rPr>
+          <w:b/>
+          <w:bCs/>
+          <w:lang w:val="ru-RU"/>
+        </w:rPr>
+        <w:t>двери</w:t>
       </w:r>
     </w:p>
     <w:p>
@@ -1928,26 +2128,34 @@
           <w:numId w:val="9"/>
         </w:numPr>
         <w:rPr>
-          <w:lang w:val="ru-RU"/>
-        </w:rPr>
-      </w:pPr>
-      <w:r>
-        <w:rPr>
+          <w:b/>
+          <w:bCs/>
+          <w:lang w:val="ru-RU"/>
+        </w:rPr>
+      </w:pPr>
+      <w:r>
+        <w:rPr>
+          <w:b/>
+          <w:bCs/>
           <w:lang w:val="ru-RU"/>
         </w:rPr>
         <w:t xml:space="preserve">Открытие </w:t>
       </w:r>
       <w:r>
         <w:rPr>
-          <w:lang w:val="ru-RU"/>
-        </w:rPr>
-        <w:t xml:space="preserve">деревянной </w:t>
-      </w:r>
-      <w:r>
-        <w:rPr>
-          <w:lang w:val="ru-RU"/>
-        </w:rPr>
-        <w:t>двери</w:t>
+          <w:b/>
+          <w:bCs/>
+          <w:lang w:val="ru-RU"/>
+        </w:rPr>
+        <w:t xml:space="preserve">металлической </w:t>
+      </w:r>
+      <w:r>
+        <w:rPr>
+          <w:b/>
+          <w:bCs/>
+          <w:lang w:val="ru-RU"/>
+        </w:rPr>
+        <w:t>решётки</w:t>
       </w:r>
     </w:p>
     <w:p>
@@ -1958,26 +2166,34 @@
           <w:numId w:val="9"/>
         </w:numPr>
         <w:rPr>
-          <w:lang w:val="ru-RU"/>
-        </w:rPr>
-      </w:pPr>
-      <w:r>
-        <w:rPr>
+          <w:b/>
+          <w:bCs/>
+          <w:lang w:val="ru-RU"/>
+        </w:rPr>
+      </w:pPr>
+      <w:r>
+        <w:rPr>
+          <w:b/>
+          <w:bCs/>
           <w:lang w:val="ru-RU"/>
         </w:rPr>
         <w:t xml:space="preserve">Закрытие </w:t>
       </w:r>
       <w:r>
         <w:rPr>
-          <w:lang w:val="ru-RU"/>
-        </w:rPr>
-        <w:t xml:space="preserve">деревянной </w:t>
-      </w:r>
-      <w:r>
-        <w:rPr>
-          <w:lang w:val="ru-RU"/>
-        </w:rPr>
-        <w:t>двери</w:t>
+          <w:b/>
+          <w:bCs/>
+          <w:lang w:val="ru-RU"/>
+        </w:rPr>
+        <w:t xml:space="preserve">металлической </w:t>
+      </w:r>
+      <w:r>
+        <w:rPr>
+          <w:b/>
+          <w:bCs/>
+          <w:lang w:val="ru-RU"/>
+        </w:rPr>
+        <w:t>решётки</w:t>
       </w:r>
     </w:p>
     <w:p>
@@ -1988,26 +2204,34 @@
           <w:numId w:val="9"/>
         </w:numPr>
         <w:rPr>
-          <w:lang w:val="ru-RU"/>
-        </w:rPr>
-      </w:pPr>
-      <w:r>
-        <w:rPr>
-          <w:lang w:val="ru-RU"/>
-        </w:rPr>
-        <w:t xml:space="preserve">Открытие </w:t>
-      </w:r>
-      <w:r>
-        <w:rPr>
-          <w:lang w:val="ru-RU"/>
-        </w:rPr>
-        <w:t xml:space="preserve">металлической </w:t>
-      </w:r>
-      <w:r>
-        <w:rPr>
-          <w:lang w:val="ru-RU"/>
-        </w:rPr>
-        <w:t>решётки</w:t>
+          <w:b/>
+          <w:bCs/>
+          <w:lang w:val="ru-RU"/>
+        </w:rPr>
+      </w:pPr>
+      <w:r>
+        <w:rPr>
+          <w:b/>
+          <w:bCs/>
+          <w:lang w:val="ru-RU"/>
+        </w:rPr>
+        <w:t>Махание</w:t>
+      </w:r>
+      <w:r>
+        <w:rPr>
+          <w:b/>
+          <w:bCs/>
+          <w:lang w:val="ru-RU"/>
+        </w:rPr>
+        <w:t xml:space="preserve"> мечом</w:t>
+      </w:r>
+      <w:r>
+        <w:rPr>
+          <w:b/>
+          <w:bCs/>
+          <w:lang w:val="ru-RU"/>
+        </w:rPr>
+        <w:t xml:space="preserve"> за Рыцаря</w:t>
       </w:r>
     </w:p>
     <w:p>
@@ -2018,26 +2242,16 @@
           <w:numId w:val="9"/>
         </w:numPr>
         <w:rPr>
-          <w:lang w:val="ru-RU"/>
-        </w:rPr>
-      </w:pPr>
-      <w:r>
-        <w:rPr>
-          <w:lang w:val="ru-RU"/>
-        </w:rPr>
-        <w:t xml:space="preserve">Закрытие </w:t>
-      </w:r>
-      <w:r>
-        <w:rPr>
-          <w:lang w:val="ru-RU"/>
-        </w:rPr>
-        <w:t xml:space="preserve">металлической </w:t>
-      </w:r>
-      <w:r>
-        <w:rPr>
-          <w:lang w:val="ru-RU"/>
-        </w:rPr>
-        <w:t>решётки</w:t>
+          <w:b/>
+          <w:bCs/>
+          <w:lang w:val="ru-RU"/>
+        </w:rPr>
+      </w:pPr>
+      <w:r>
+        <w:rPr>
+          <w:lang w:val="ru-RU"/>
+        </w:rPr>
+        <w:t>Атака за Шрека – крик перед ударом</w:t>
       </w:r>
     </w:p>
     <w:p>
@@ -2055,19 +2269,31 @@
         <w:rPr>
           <w:lang w:val="ru-RU"/>
         </w:rPr>
-        <w:t>Махание</w:t>
-      </w:r>
-      <w:r>
-        <w:rPr>
-          <w:lang w:val="ru-RU"/>
-        </w:rPr>
-        <w:t xml:space="preserve"> мечом</w:t>
-      </w:r>
-      <w:r>
-        <w:rPr>
-          <w:lang w:val="ru-RU"/>
-        </w:rPr>
-        <w:t xml:space="preserve"> за Рыцаря</w:t>
+        <w:t xml:space="preserve">Атака </w:t>
+      </w:r>
+      <w:r>
+        <w:rPr>
+          <w:lang w:val="ru-RU"/>
+        </w:rPr>
+        <w:t xml:space="preserve">за </w:t>
+      </w:r>
+      <w:r>
+        <w:rPr>
+          <w:lang w:val="ru-RU"/>
+        </w:rPr>
+        <w:t>Шрек</w:t>
+      </w:r>
+      <w:r>
+        <w:rPr>
+          <w:lang w:val="ru-RU"/>
+        </w:rPr>
+        <w:t>а</w:t>
+      </w:r>
+      <w:r>
+        <w:rPr>
+          <w:lang w:val="ru-RU"/>
+        </w:rPr>
+        <w:t xml:space="preserve"> – махает руками</w:t>
       </w:r>
     </w:p>
     <w:p>
@@ -2085,26 +2311,64 @@
         <w:rPr>
           <w:lang w:val="ru-RU"/>
         </w:rPr>
-        <w:t xml:space="preserve">Атака </w:t>
-      </w:r>
-      <w:r>
-        <w:rPr>
-          <w:lang w:val="ru-RU"/>
-        </w:rPr>
-        <w:t xml:space="preserve">за </w:t>
-      </w:r>
-      <w:r>
-        <w:rPr>
-          <w:lang w:val="ru-RU"/>
-        </w:rPr>
-        <w:t>Шрек</w:t>
-      </w:r>
-      <w:r>
-        <w:rPr>
-          <w:lang w:val="ru-RU"/>
-        </w:rPr>
-        <w:t>а</w:t>
-      </w:r>
+        <w:t>Убийство Манекена</w:t>
+      </w:r>
+      <w:r>
+        <w:rPr>
+          <w:lang w:val="ru-RU"/>
+        </w:rPr>
+        <w:t xml:space="preserve"> – </w:t>
+      </w:r>
+      <w:r>
+        <w:rPr>
+          <w:lang w:val="ru-RU"/>
+        </w:rPr>
+        <w:t>рвётся ткань и ломается деревянная основа манекена</w:t>
+      </w:r>
+    </w:p>
+    <w:p>
+      <w:pPr>
+        <w:pStyle w:val="ListParagraph"/>
+        <w:numPr>
+          <w:ilvl w:val="0"/>
+          <w:numId w:val="9"/>
+        </w:numPr>
+        <w:rPr>
+          <w:lang w:val="ru-RU"/>
+        </w:rPr>
+      </w:pPr>
+      <w:r>
+        <w:rPr>
+          <w:lang w:val="ru-RU"/>
+        </w:rPr>
+        <w:t>Урон по Манекену – надрывается ткань, удар по дереву</w:t>
+      </w:r>
+    </w:p>
+    <w:p>
+      <w:pPr>
+        <w:pStyle w:val="ListParagraph"/>
+        <w:numPr>
+          <w:ilvl w:val="0"/>
+          <w:numId w:val="9"/>
+        </w:numPr>
+        <w:rPr>
+          <w:lang w:val="ru-RU"/>
+        </w:rPr>
+      </w:pPr>
+      <w:r>
+        <w:rPr>
+          <w:lang w:val="ru-RU"/>
+        </w:rPr>
+        <w:t xml:space="preserve">Звук хила – выпивание лавандового </w:t>
+      </w:r>
+      <w:proofErr w:type="spellStart"/>
+      <w:r>
+        <w:rPr>
+          <w:lang w:val="ru-RU"/>
+        </w:rPr>
+        <w:t>рафа</w:t>
+      </w:r>
+      <w:proofErr w:type="spellEnd"/>
     </w:p>
     <w:p>
       <w:pPr>
@@ -2157,6 +2421,7 @@
           <w:lang w:val="ru-RU"/>
         </w:rPr>
       </w:pPr>
+      <w:proofErr w:type="spellStart"/>
       <w:r>
         <w:rPr>
           <w:lang w:val="ru-RU"/>
@@ -2167,7 +2432,14 @@
         <w:rPr>
           <w:lang w:val="ru-RU"/>
         </w:rPr>
-        <w:t>ент в подземелье</w:t>
+        <w:t>ент</w:t>
+      </w:r>
+      <w:proofErr w:type="spellEnd"/>
+      <w:r>
+        <w:rPr>
+          <w:lang w:val="ru-RU"/>
+        </w:rPr>
+        <w:t xml:space="preserve"> в подземелье</w:t>
       </w:r>
     </w:p>
     <w:p>
@@ -3967,6 +4239,7 @@
   <w:style w:type="character" w:default="1" w:styleId="DefaultParagraphFont">
     <w:name w:val="Default Paragraph Font"/>
     <w:uiPriority w:val="1"/>
+    <w:semiHidden/>
     <w:unhideWhenUsed/>
   </w:style>
   <w:style w:type="table" w:default="1" w:styleId="TableNormal">

--- a/Трое погрязли в дерьме.docx
+++ b/Трое погрязли в дерьме.docx
@@ -162,21 +162,7 @@
         <w:rPr>
           <w:lang w:val="ru-RU"/>
         </w:rPr>
-        <w:t xml:space="preserve">У игрока 10 </w:t>
-      </w:r>
-      <w:proofErr w:type="spellStart"/>
-      <w:r>
-        <w:rPr>
-          <w:lang w:val="ru-RU"/>
-        </w:rPr>
-        <w:t>хп</w:t>
-      </w:r>
-      <w:proofErr w:type="spellEnd"/>
-      <w:r>
-        <w:rPr>
-          <w:lang w:val="ru-RU"/>
-        </w:rPr>
-        <w:t>.</w:t>
+        <w:t>У игрока 10 хп.</w:t>
       </w:r>
     </w:p>
     <w:p>
@@ -257,21 +243,7 @@
         <w:rPr>
           <w:lang w:val="ru-RU"/>
         </w:rPr>
-        <w:t xml:space="preserve">Средний урон, среднее </w:t>
-      </w:r>
-      <w:proofErr w:type="spellStart"/>
-      <w:r>
-        <w:rPr>
-          <w:lang w:val="ru-RU"/>
-        </w:rPr>
-        <w:t>хп</w:t>
-      </w:r>
-      <w:proofErr w:type="spellEnd"/>
-      <w:r>
-        <w:rPr>
-          <w:lang w:val="ru-RU"/>
-        </w:rPr>
-        <w:t xml:space="preserve"> и средняя громкость.</w:t>
+        <w:t>Средний урон, среднее хп и средняя громкость.</w:t>
       </w:r>
     </w:p>
     <w:p>
@@ -351,21 +323,7 @@
         <w:rPr>
           <w:lang w:val="ru-RU"/>
         </w:rPr>
-        <w:t xml:space="preserve">Малое </w:t>
-      </w:r>
-      <w:proofErr w:type="spellStart"/>
-      <w:r>
-        <w:rPr>
-          <w:lang w:val="ru-RU"/>
-        </w:rPr>
-        <w:t>хп</w:t>
-      </w:r>
-      <w:proofErr w:type="spellEnd"/>
-      <w:r>
-        <w:rPr>
-          <w:lang w:val="ru-RU"/>
-        </w:rPr>
-        <w:t>, атаки нет. Тихая.</w:t>
+        <w:t>Малое хп, атаки нет. Тихая.</w:t>
       </w:r>
     </w:p>
     <w:p>
@@ -467,16 +425,8 @@
         <w:rPr>
           <w:lang w:val="ru-RU"/>
         </w:rPr>
-        <w:t xml:space="preserve">Большой урон и большой </w:t>
-      </w:r>
-      <w:proofErr w:type="spellStart"/>
-      <w:r>
-        <w:rPr>
-          <w:lang w:val="ru-RU"/>
-        </w:rPr>
-        <w:t>хп</w:t>
-      </w:r>
-      <w:proofErr w:type="spellEnd"/>
+        <w:t>Большой урон и большой хп</w:t>
+      </w:r>
       <w:r>
         <w:rPr>
           <w:lang w:val="ru-RU"/>
@@ -542,19 +492,11 @@
         </w:rPr>
         <w:t xml:space="preserve"> </w:t>
       </w:r>
-      <w:proofErr w:type="spellStart"/>
-      <w:r>
-        <w:rPr>
-          <w:lang w:val="ru-RU"/>
-        </w:rPr>
-        <w:t>хп</w:t>
-      </w:r>
-      <w:proofErr w:type="spellEnd"/>
-      <w:r>
-        <w:rPr>
-          <w:lang w:val="ru-RU"/>
-        </w:rPr>
-        <w:t>, стоит на месте.</w:t>
+      <w:r>
+        <w:rPr>
+          <w:lang w:val="ru-RU"/>
+        </w:rPr>
+        <w:t>хп, стоит на месте.</w:t>
       </w:r>
     </w:p>
     <w:p>
@@ -605,27 +547,108 @@
         <w:rPr>
           <w:lang w:val="ru-RU"/>
         </w:rPr>
+        <w:t xml:space="preserve"> хп, среднюю скорость передвижения</w:t>
+      </w:r>
+      <w:r>
+        <w:rPr>
+          <w:lang w:val="ru-RU"/>
+        </w:rPr>
+        <w:t>, большой урон.</w:t>
+      </w:r>
+    </w:p>
+    <w:p>
+      <w:pPr>
+        <w:pStyle w:val="Heading2"/>
+        <w:rPr>
+          <w:lang w:val="ru-RU"/>
+        </w:rPr>
+      </w:pPr>
+      <w:r>
+        <w:rPr>
+          <w:lang w:val="ru-RU"/>
+        </w:rPr>
+        <w:t>Лучник</w:t>
+      </w:r>
+    </w:p>
+    <w:p>
+      <w:pPr>
+        <w:rPr>
+          <w:lang w:val="ru-RU"/>
+        </w:rPr>
+      </w:pPr>
+      <w:r>
+        <w:rPr>
+          <w:lang w:val="ru-RU"/>
+        </w:rPr>
+        <w:t>Противник дальнего боя.</w:t>
+      </w:r>
+      <w:r>
+        <w:rPr>
+          <w:lang w:val="ru-RU"/>
+        </w:rPr>
         <w:t xml:space="preserve"> </w:t>
       </w:r>
-      <w:proofErr w:type="spellStart"/>
-      <w:r>
-        <w:rPr>
-          <w:lang w:val="ru-RU"/>
-        </w:rPr>
-        <w:t>хп</w:t>
-      </w:r>
-      <w:proofErr w:type="spellEnd"/>
-      <w:r>
-        <w:rPr>
-          <w:lang w:val="ru-RU"/>
-        </w:rPr>
-        <w:t>, среднюю скорость передвижения</w:t>
-      </w:r>
-      <w:r>
-        <w:rPr>
-          <w:lang w:val="ru-RU"/>
-        </w:rPr>
-        <w:t>, большой урон.</w:t>
+      <w:r>
+        <w:rPr>
+          <w:lang w:val="ru-RU"/>
+        </w:rPr>
+        <w:t xml:space="preserve">Имеет </w:t>
+      </w:r>
+      <w:r>
+        <w:rPr>
+          <w:lang w:val="ru-RU"/>
+        </w:rPr>
+        <w:t>2</w:t>
+      </w:r>
+      <w:r>
+        <w:rPr>
+          <w:lang w:val="ru-RU"/>
+        </w:rPr>
+        <w:t xml:space="preserve"> хп, быструю скорость передвижения, </w:t>
+      </w:r>
+      <w:r>
+        <w:rPr>
+          <w:lang w:val="ru-RU"/>
+        </w:rPr>
+        <w:t>маленький урон.</w:t>
+      </w:r>
+    </w:p>
+    <w:p>
+      <w:pPr>
+        <w:pStyle w:val="Heading1"/>
+        <w:rPr>
+          <w:lang w:val="ru-RU"/>
+        </w:rPr>
+      </w:pPr>
+      <w:r>
+        <w:rPr>
+          <w:lang w:val="ru-RU"/>
+        </w:rPr>
+        <w:t>Элементы</w:t>
+      </w:r>
+      <w:r>
+        <w:rPr>
+          <w:lang w:val="ru-RU"/>
+        </w:rPr>
+        <w:t xml:space="preserve"> </w:t>
+      </w:r>
+      <w:r>
+        <w:rPr>
+          <w:lang w:val="ru-RU"/>
+        </w:rPr>
+        <w:t>у</w:t>
+      </w:r>
+      <w:r>
+        <w:rPr>
+          <w:lang w:val="ru-RU"/>
+        </w:rPr>
+        <w:t>ровн</w:t>
+      </w:r>
+      <w:r>
+        <w:rPr>
+          <w:lang w:val="ru-RU"/>
+        </w:rPr>
+        <w:t>я</w:t>
       </w:r>
     </w:p>
     <w:p>
@@ -639,102 +662,26 @@
         <w:rPr>
           <w:lang w:val="ru-RU"/>
         </w:rPr>
-        <w:t>Лучник</w:t>
-      </w:r>
-    </w:p>
-    <w:p>
-      <w:pPr>
-        <w:rPr>
-          <w:lang w:val="ru-RU"/>
-        </w:rPr>
-      </w:pPr>
-      <w:r>
-        <w:rPr>
-          <w:lang w:val="ru-RU"/>
-        </w:rPr>
-        <w:t>Противник дальнего боя.</w:t>
-      </w:r>
-      <w:r>
-        <w:rPr>
-          <w:lang w:val="ru-RU"/>
-        </w:rPr>
-        <w:t xml:space="preserve"> </w:t>
-      </w:r>
-      <w:r>
-        <w:rPr>
-          <w:lang w:val="ru-RU"/>
-        </w:rPr>
-        <w:t xml:space="preserve">Имеет </w:t>
-      </w:r>
-      <w:r>
-        <w:rPr>
-          <w:lang w:val="ru-RU"/>
-        </w:rPr>
-        <w:t>2</w:t>
-      </w:r>
-      <w:r>
-        <w:rPr>
-          <w:lang w:val="ru-RU"/>
-        </w:rPr>
-        <w:t xml:space="preserve"> </w:t>
-      </w:r>
-      <w:proofErr w:type="spellStart"/>
-      <w:r>
-        <w:rPr>
-          <w:lang w:val="ru-RU"/>
-        </w:rPr>
-        <w:t>хп</w:t>
-      </w:r>
-      <w:proofErr w:type="spellEnd"/>
-      <w:r>
-        <w:rPr>
-          <w:lang w:val="ru-RU"/>
-        </w:rPr>
-        <w:t xml:space="preserve">, быструю скорость передвижения, </w:t>
-      </w:r>
-      <w:r>
-        <w:rPr>
-          <w:lang w:val="ru-RU"/>
-        </w:rPr>
-        <w:t>маленький урон.</w:t>
-      </w:r>
-    </w:p>
-    <w:p>
-      <w:pPr>
-        <w:pStyle w:val="Heading1"/>
-        <w:rPr>
-          <w:lang w:val="ru-RU"/>
-        </w:rPr>
-      </w:pPr>
-      <w:r>
-        <w:rPr>
-          <w:lang w:val="ru-RU"/>
-        </w:rPr>
-        <w:t>Элементы</w:t>
-      </w:r>
-      <w:r>
-        <w:rPr>
-          <w:lang w:val="ru-RU"/>
-        </w:rPr>
-        <w:t xml:space="preserve"> </w:t>
-      </w:r>
-      <w:r>
-        <w:rPr>
-          <w:lang w:val="ru-RU"/>
-        </w:rPr>
-        <w:t>у</w:t>
-      </w:r>
-      <w:r>
-        <w:rPr>
-          <w:lang w:val="ru-RU"/>
-        </w:rPr>
-        <w:t>ровн</w:t>
-      </w:r>
-      <w:r>
-        <w:rPr>
-          <w:lang w:val="ru-RU"/>
-        </w:rPr>
-        <w:t>я</w:t>
+        <w:t>Ящик</w:t>
+      </w:r>
+    </w:p>
+    <w:p>
+      <w:pPr>
+        <w:rPr>
+          <w:lang w:val="ru-RU"/>
+        </w:rPr>
+      </w:pPr>
+      <w:r>
+        <w:rPr>
+          <w:lang w:val="ru-RU"/>
+        </w:rPr>
+        <w:t>Можно сломать, играя за Шрека.</w:t>
+      </w:r>
+      <w:r>
+        <w:rPr>
+          <w:lang w:val="ru-RU"/>
+        </w:rPr>
+        <w:t xml:space="preserve"> Из него выпадает лавандовый раф, который восстанавливает хп полностью.</w:t>
       </w:r>
     </w:p>
     <w:p>
@@ -748,40 +695,26 @@
         <w:rPr>
           <w:lang w:val="ru-RU"/>
         </w:rPr>
-        <w:t>Ящик</w:t>
-      </w:r>
-    </w:p>
-    <w:p>
-      <w:pPr>
-        <w:rPr>
-          <w:lang w:val="ru-RU"/>
-        </w:rPr>
-      </w:pPr>
-      <w:r>
-        <w:rPr>
-          <w:lang w:val="ru-RU"/>
-        </w:rPr>
-        <w:t>Можно сломать, играя за Шрека.</w:t>
-      </w:r>
-      <w:r>
-        <w:rPr>
-          <w:lang w:val="ru-RU"/>
-        </w:rPr>
-        <w:t xml:space="preserve"> Из него выпадает лавандовый раф, который восстанавливает </w:t>
-      </w:r>
-      <w:proofErr w:type="spellStart"/>
-      <w:r>
-        <w:rPr>
-          <w:lang w:val="ru-RU"/>
-        </w:rPr>
-        <w:t>хп</w:t>
-      </w:r>
-      <w:proofErr w:type="spellEnd"/>
-      <w:r>
-        <w:rPr>
-          <w:lang w:val="ru-RU"/>
-        </w:rPr>
-        <w:t xml:space="preserve"> полностью.</w:t>
+        <w:t>Деревянная д</w:t>
+      </w:r>
+      <w:r>
+        <w:rPr>
+          <w:lang w:val="ru-RU"/>
+        </w:rPr>
+        <w:t>верь</w:t>
+      </w:r>
+    </w:p>
+    <w:p>
+      <w:pPr>
+        <w:rPr>
+          <w:lang w:val="ru-RU"/>
+        </w:rPr>
+      </w:pPr>
+      <w:r>
+        <w:rPr>
+          <w:lang w:val="ru-RU"/>
+        </w:rPr>
+        <w:t>Ломается, ударом по ней, играя за Шрека.</w:t>
       </w:r>
     </w:p>
     <w:p>
@@ -795,39 +728,6 @@
         <w:rPr>
           <w:lang w:val="ru-RU"/>
         </w:rPr>
-        <w:t>Деревянная д</w:t>
-      </w:r>
-      <w:r>
-        <w:rPr>
-          <w:lang w:val="ru-RU"/>
-        </w:rPr>
-        <w:t>верь</w:t>
-      </w:r>
-    </w:p>
-    <w:p>
-      <w:pPr>
-        <w:rPr>
-          <w:lang w:val="ru-RU"/>
-        </w:rPr>
-      </w:pPr>
-      <w:r>
-        <w:rPr>
-          <w:lang w:val="ru-RU"/>
-        </w:rPr>
-        <w:t>Ломается, ударом по ней, играя за Шрека.</w:t>
-      </w:r>
-    </w:p>
-    <w:p>
-      <w:pPr>
-        <w:pStyle w:val="Heading2"/>
-        <w:rPr>
-          <w:lang w:val="ru-RU"/>
-        </w:rPr>
-      </w:pPr>
-      <w:r>
-        <w:rPr>
-          <w:lang w:val="ru-RU"/>
-        </w:rPr>
         <w:t>Лавандовый раф</w:t>
       </w:r>
     </w:p>
@@ -837,19 +737,11 @@
           <w:lang w:val="ru-RU"/>
         </w:rPr>
       </w:pPr>
-      <w:proofErr w:type="spellStart"/>
-      <w:r>
-        <w:rPr>
-          <w:lang w:val="ru-RU"/>
-        </w:rPr>
-        <w:t>Хилит</w:t>
-      </w:r>
-      <w:proofErr w:type="spellEnd"/>
-      <w:r>
-        <w:rPr>
-          <w:lang w:val="ru-RU"/>
-        </w:rPr>
-        <w:t xml:space="preserve"> игрока.</w:t>
+      <w:r>
+        <w:rPr>
+          <w:lang w:val="ru-RU"/>
+        </w:rPr>
+        <w:t>Хилит игрока.</w:t>
       </w:r>
     </w:p>
     <w:p>
@@ -1693,6 +1585,45 @@
     </w:p>
     <w:p>
       <w:pPr>
+        <w:rPr>
+          <w:lang w:val="ru-RU"/>
+        </w:rPr>
+      </w:pPr>
+      <w:r>
+        <w:rPr>
+          <w:b/>
+          <w:bCs/>
+          <w:lang w:val="ru-RU"/>
+        </w:rPr>
+        <w:t xml:space="preserve">Цель уровня: </w:t>
+      </w:r>
+      <w:r>
+        <w:rPr>
+          <w:lang w:val="ru-RU"/>
+        </w:rPr>
+        <w:t xml:space="preserve">обучить применению способностей </w:t>
+      </w:r>
+      <w:r>
+        <w:rPr>
+          <w:lang w:val="ru-RU"/>
+        </w:rPr>
+        <w:t>Шрека – ломание дверей</w:t>
+      </w:r>
+      <w:r>
+        <w:rPr>
+          <w:lang w:val="ru-RU"/>
+        </w:rPr>
+        <w:t>, мощные удары</w:t>
+      </w:r>
+      <w:r>
+        <w:rPr>
+          <w:lang w:val="ru-RU"/>
+        </w:rPr>
+        <w:t>, ломание коробок.</w:t>
+      </w:r>
+    </w:p>
+    <w:p>
+      <w:pPr>
         <w:pStyle w:val="Heading2"/>
         <w:rPr>
           <w:lang w:val="ru-RU"/>
@@ -1756,6 +1687,7 @@
         </w:rPr>
       </w:pPr>
       <w:r>
+        <w:lastRenderedPageBreak/>
         <w:t>E</w:t>
       </w:r>
       <w:r>
@@ -1791,7 +1723,6 @@
         <w:rPr>
           <w:lang w:val="ru-RU"/>
         </w:rPr>
-        <w:lastRenderedPageBreak/>
         <w:t>Звуки и музыка</w:t>
       </w:r>
     </w:p>
@@ -2359,16 +2290,8 @@
         <w:rPr>
           <w:lang w:val="ru-RU"/>
         </w:rPr>
-        <w:t xml:space="preserve">Звук хила – выпивание лавандового </w:t>
-      </w:r>
-      <w:proofErr w:type="spellStart"/>
-      <w:r>
-        <w:rPr>
-          <w:lang w:val="ru-RU"/>
-        </w:rPr>
-        <w:t>рафа</w:t>
-      </w:r>
-      <w:proofErr w:type="spellEnd"/>
+        <w:t>Звук хила – выпивание лавандового рафа</w:t>
+      </w:r>
     </w:p>
     <w:p>
       <w:pPr>
@@ -2421,7 +2344,6 @@
           <w:lang w:val="ru-RU"/>
         </w:rPr>
       </w:pPr>
-      <w:proofErr w:type="spellStart"/>
       <w:r>
         <w:rPr>
           <w:lang w:val="ru-RU"/>
@@ -2432,14 +2354,7 @@
         <w:rPr>
           <w:lang w:val="ru-RU"/>
         </w:rPr>
-        <w:t>ент</w:t>
-      </w:r>
-      <w:proofErr w:type="spellEnd"/>
-      <w:r>
-        <w:rPr>
-          <w:lang w:val="ru-RU"/>
-        </w:rPr>
-        <w:t xml:space="preserve"> в подземелье</w:t>
+        <w:t>ент в подземелье</w:t>
       </w:r>
     </w:p>
     <w:p>

--- a/Трое погрязли в дерьме.docx
+++ b/Трое погрязли в дерьме.docx
@@ -1323,11 +1323,6 @@
       </w:r>
     </w:p>
     <w:p>
-      <w:pPr>
-        <w:rPr>
-          <w:lang w:val="ru-RU"/>
-        </w:rPr>
-      </w:pPr>
       <w:r>
         <w:rPr>
           <w:b/>
@@ -1352,8 +1347,28 @@
       </w:r>
     </w:p>
     <w:p>
+      <w:r>
+        <w:rPr>
+          <w:lang w:val="ru-RU"/>
+        </w:rPr>
+        <w:t xml:space="preserve">Уровень </w:t>
+      </w:r>
+      <w:r>
+        <w:rPr>
+          <w:lang w:val="ru-RU"/>
+        </w:rPr>
+        <w:t>4</w:t>
+      </w:r>
+      <w:r>
+        <w:t>x2</w:t>
+      </w:r>
+    </w:p>
+    <w:p>
       <w:pPr>
         <w:jc w:val="center"/>
+        <w:rPr>
+          <w:lang w:val="ru-RU"/>
+        </w:rPr>
       </w:pPr>
       <w:r>
         <w:rPr>
@@ -1397,11 +1412,6 @@
       </w:r>
     </w:p>
     <w:p>
-      <w:pPr>
-        <w:rPr>
-          <w:lang w:val="ru-RU"/>
-        </w:rPr>
-      </w:pPr>
       <w:r>
         <w:rPr>
           <w:b/>
@@ -1584,11 +1594,6 @@
       </w:r>
     </w:p>
     <w:p>
-      <w:pPr>
-        <w:rPr>
-          <w:lang w:val="ru-RU"/>
-        </w:rPr>
-      </w:pPr>
       <w:r>
         <w:rPr>
           <w:b/>
@@ -1624,6 +1629,19 @@
     </w:p>
     <w:p>
       <w:pPr>
+        <w:rPr>
+          <w:lang w:val="ru-RU"/>
+        </w:rPr>
+      </w:pPr>
+      <w:r>
+        <w:rPr>
+          <w:lang w:val="ru-RU"/>
+        </w:rPr>
+        <w:t>Комната 1.</w:t>
+      </w:r>
+    </w:p>
+    <w:p>
+      <w:pPr>
         <w:pStyle w:val="Heading2"/>
         <w:rPr>
           <w:lang w:val="ru-RU"/>
@@ -1633,6 +1651,7 @@
         <w:rPr>
           <w:lang w:val="ru-RU"/>
         </w:rPr>
+        <w:lastRenderedPageBreak/>
         <w:t>Уровень с комбо Шрека и Ящерки</w:t>
       </w:r>
     </w:p>
@@ -1687,7 +1706,6 @@
         </w:rPr>
       </w:pPr>
       <w:r>
-        <w:lastRenderedPageBreak/>
         <w:t>E</w:t>
       </w:r>
       <w:r>
@@ -2372,6 +2390,7 @@
         <w:rPr>
           <w:lang w:val="ru-RU"/>
         </w:rPr>
+        <w:lastRenderedPageBreak/>
         <w:t>Заглавная тема</w:t>
       </w:r>
     </w:p>

--- a/Трое погрязли в дерьме.docx
+++ b/Трое погрязли в дерьме.docx
@@ -1323,6 +1323,11 @@
       </w:r>
     </w:p>
     <w:p>
+      <w:pPr>
+        <w:rPr>
+          <w:lang w:val="ru-RU"/>
+        </w:rPr>
+      </w:pPr>
       <w:r>
         <w:rPr>
           <w:b/>
@@ -1412,6 +1417,11 @@
       </w:r>
     </w:p>
     <w:p>
+      <w:pPr>
+        <w:rPr>
+          <w:lang w:val="ru-RU"/>
+        </w:rPr>
+      </w:pPr>
       <w:r>
         <w:rPr>
           <w:b/>
@@ -1594,6 +1604,11 @@
       </w:r>
     </w:p>
     <w:p>
+      <w:pPr>
+        <w:rPr>
+          <w:lang w:val="ru-RU"/>
+        </w:rPr>
+      </w:pPr>
       <w:r>
         <w:rPr>
           <w:b/>
@@ -2391,6 +2406,24 @@
           <w:lang w:val="ru-RU"/>
         </w:rPr>
         <w:lastRenderedPageBreak/>
+        <w:t>Боевая тема</w:t>
+      </w:r>
+    </w:p>
+    <w:p>
+      <w:pPr>
+        <w:pStyle w:val="ListParagraph"/>
+        <w:numPr>
+          <w:ilvl w:val="0"/>
+          <w:numId w:val="10"/>
+        </w:numPr>
+        <w:rPr>
+          <w:lang w:val="ru-RU"/>
+        </w:rPr>
+      </w:pPr>
+      <w:r>
+        <w:rPr>
+          <w:lang w:val="ru-RU"/>
+        </w:rPr>
         <w:t>Заглавная тема</w:t>
       </w:r>
     </w:p>

--- a/Трое погрязли в дерьме.docx
+++ b/Трое погрязли в дерьме.docx
@@ -2328,6 +2328,24 @@
     </w:p>
     <w:p>
       <w:pPr>
+        <w:pStyle w:val="ListParagraph"/>
+        <w:numPr>
+          <w:ilvl w:val="0"/>
+          <w:numId w:val="9"/>
+        </w:numPr>
+        <w:rPr>
+          <w:lang w:val="ru-RU"/>
+        </w:rPr>
+      </w:pPr>
+      <w:r>
+        <w:rPr>
+          <w:lang w:val="ru-RU"/>
+        </w:rPr>
+        <w:t>Звук превращения</w:t>
+      </w:r>
+    </w:p>
+    <w:p>
+      <w:pPr>
         <w:pStyle w:val="Heading2"/>
       </w:pPr>
       <w:r>
@@ -2363,6 +2381,7 @@
         <w:rPr>
           <w:lang w:val="ru-RU"/>
         </w:rPr>
+        <w:lastRenderedPageBreak/>
         <w:t>Музыка</w:t>
       </w:r>
     </w:p>
@@ -2405,7 +2424,6 @@
         <w:rPr>
           <w:lang w:val="ru-RU"/>
         </w:rPr>
-        <w:lastRenderedPageBreak/>
         <w:t>Боевая тема</w:t>
       </w:r>
     </w:p>

--- a/Трое погрязли в дерьме.docx
+++ b/Трое погрязли в дерьме.docx
@@ -1604,11 +1604,6 @@
       </w:r>
     </w:p>
     <w:p>
-      <w:pPr>
-        <w:rPr>
-          <w:lang w:val="ru-RU"/>
-        </w:rPr>
-      </w:pPr>
       <w:r>
         <w:rPr>
           <w:b/>
@@ -1643,17 +1638,123 @@
       </w:r>
     </w:p>
     <w:p>
-      <w:pPr>
-        <w:rPr>
-          <w:lang w:val="ru-RU"/>
-        </w:rPr>
-      </w:pPr>
-      <w:r>
-        <w:rPr>
-          <w:lang w:val="ru-RU"/>
-        </w:rPr>
+      <w:r>
+        <w:drawing>
+          <wp:inline distT="0" distB="0" distL="0" distR="0" wp14:anchorId="03381C1E" wp14:editId="1A9B4AAC">
+            <wp:extent cx="4876800" cy="1295400"/>
+            <wp:effectExtent l="0" t="0" r="0" b="0"/>
+            <wp:docPr id="4" name="Picture 4"/>
+            <wp:cNvGraphicFramePr>
+              <a:graphicFrameLocks xmlns:a="http://schemas.openxmlformats.org/drawingml/2006/main" noChangeAspect="1"/>
+            </wp:cNvGraphicFramePr>
+            <a:graphic xmlns:a="http://schemas.openxmlformats.org/drawingml/2006/main">
+              <a:graphicData uri="http://schemas.openxmlformats.org/drawingml/2006/picture">
+                <pic:pic xmlns:pic="http://schemas.openxmlformats.org/drawingml/2006/picture">
+                  <pic:nvPicPr>
+                    <pic:cNvPr id="1" name=""/>
+                    <pic:cNvPicPr/>
+                  </pic:nvPicPr>
+                  <pic:blipFill>
+                    <a:blip r:embed="rId8"/>
+                    <a:stretch>
+                      <a:fillRect/>
+                    </a:stretch>
+                  </pic:blipFill>
+                  <pic:spPr>
+                    <a:xfrm>
+                      <a:off x="0" y="0"/>
+                      <a:ext cx="4876800" cy="1295400"/>
+                    </a:xfrm>
+                    <a:prstGeom prst="rect">
+                      <a:avLst/>
+                    </a:prstGeom>
+                  </pic:spPr>
+                </pic:pic>
+              </a:graphicData>
+            </a:graphic>
+          </wp:inline>
+        </w:drawing>
+      </w:r>
+    </w:p>
+    <w:p>
+      <w:pPr>
+        <w:rPr>
+          <w:lang w:val="ru-RU"/>
+        </w:rPr>
+      </w:pPr>
+      <w:r>
+        <w:rPr>
+          <w:b/>
+          <w:bCs/>
+          <w:lang w:val="ru-RU"/>
+        </w:rPr>
+        <w:lastRenderedPageBreak/>
         <w:t>Комната 1.</w:t>
       </w:r>
+      <w:r>
+        <w:rPr>
+          <w:b/>
+          <w:bCs/>
+          <w:lang w:val="ru-RU"/>
+        </w:rPr>
+        <w:t xml:space="preserve"> </w:t>
+      </w:r>
+      <w:r>
+        <w:rPr>
+          <w:lang w:val="ru-RU"/>
+        </w:rPr>
+        <w:t>Лежит раф, который открывает возможность превращения в Шрека. С помощью Шрека можно сломать дверь во вторую комнату.</w:t>
+      </w:r>
+    </w:p>
+    <w:p>
+      <w:pPr>
+        <w:rPr>
+          <w:lang w:val="ru-RU"/>
+        </w:rPr>
+      </w:pPr>
+      <w:r>
+        <w:rPr>
+          <w:b/>
+          <w:bCs/>
+          <w:lang w:val="ru-RU"/>
+        </w:rPr>
+        <w:t>Комната 2.</w:t>
+      </w:r>
+      <w:r>
+        <w:rPr>
+          <w:b/>
+          <w:bCs/>
+          <w:lang w:val="ru-RU"/>
+        </w:rPr>
+        <w:t xml:space="preserve"> </w:t>
+      </w:r>
+      <w:r>
+        <w:rPr>
+          <w:lang w:val="ru-RU"/>
+        </w:rPr>
+        <w:t>В комнате есть две коробки. Их необходимо сломать, чтобы дверь на третий уровень открылась.</w:t>
+      </w:r>
+    </w:p>
+    <w:p>
+      <w:pPr>
+        <w:rPr>
+          <w:lang w:val="ru-RU"/>
+        </w:rPr>
+      </w:pPr>
+      <w:r>
+        <w:rPr>
+          <w:b/>
+          <w:bCs/>
+          <w:lang w:val="ru-RU"/>
+        </w:rPr>
+        <w:t xml:space="preserve">Комната 3. </w:t>
+      </w:r>
+      <w:r>
+        <w:rPr>
+          <w:lang w:val="ru-RU"/>
+        </w:rPr>
+        <w:t>Здесь много врагов, которых удобно зафигачить Шреком.</w:t>
+      </w:r>
     </w:p>
     <w:p>
       <w:pPr>
@@ -1666,7 +1767,6 @@
         <w:rPr>
           <w:lang w:val="ru-RU"/>
         </w:rPr>
-        <w:lastRenderedPageBreak/>
         <w:t>Уровень с комбо Шрека и Ящерки</w:t>
       </w:r>
     </w:p>
@@ -2341,6 +2441,7 @@
         <w:rPr>
           <w:lang w:val="ru-RU"/>
         </w:rPr>
+        <w:lastRenderedPageBreak/>
         <w:t>Звук превращения</w:t>
       </w:r>
     </w:p>
@@ -2381,7 +2482,6 @@
         <w:rPr>
           <w:lang w:val="ru-RU"/>
         </w:rPr>
-        <w:lastRenderedPageBreak/>
         <w:t>Музыка</w:t>
       </w:r>
     </w:p>
